--- a/交互产品开发/Output/教案/教案_第12周_启发式评估原理与应用.docx
+++ b/交互产品开发/Output/教案/教案_第12周_启发式评估原理与应用.docx
@@ -322,7 +322,7 @@
                 <w:kern w:val="0"/>
                 <w:sz w:val="24"/>
               </w:rPr>
-              <w:t xml:space="preserve">2023级数字媒体艺术影视班：第 12 周，周三2-5节</w:t>
+              <w:t xml:space="preserve">第 12 周</w:t>
             </w:r>
           </w:p>
         </w:tc>
@@ -898,7 +898,7 @@
                 <w:kern w:val="0"/>
                 <w:sz w:val="24"/>
               </w:rPr>
-              <w:t xml:space="preserve">必读书目：</w:t>
+              <w:t xml:space="preserve">课前指定阅读教材与章节：</w:t>
             </w:r>
           </w:p>
           <w:p>
@@ -922,7 +922,7 @@
                 <w:kern w:val="0"/>
                 <w:sz w:val="24"/>
               </w:rPr>
-              <w:t xml:space="preserve">Yvonne Rogers, Helen Sharp, Jennifer Preece 著；刘晓晖 等译：交互设计：超越人机交互（原书第5版）[M]. 机械工业出版社, 2020.</w:t>
+              <w:t xml:space="preserve">《交互设计：超越人机交互（原书第5版）》第十四章 评估导论；第十五章 评估研究：从受控到自然环境</w:t>
             </w:r>
           </w:p>
         </w:tc>

--- a/交互产品开发/Output/教案/教案_第12周_启发式评估原理与应用.docx
+++ b/交互产品开发/Output/教案/教案_第12周_启发式评估原理与应用.docx
@@ -36,8 +36,8 @@
       </w:tblPr>
       <w:tblGrid>
         <w:gridCol w:w="1246"/>
-        <w:gridCol w:w="3894"/>
-        <w:gridCol w:w="3810"/>
+        <w:gridCol w:w="1740"/>
+        <w:gridCol w:w="5964"/>
       </w:tblGrid>
       <w:tr>
         <w:trPr>
@@ -66,15 +66,15 @@
               <w:jc w:val="center"/>
               <w:rPr>
                 <w:rFonts w:ascii="FangSong_GB2312" w:eastAsia="FangSong_GB2312" w:hAnsi="FangSong_GB2312" w:cs="FangSong_GB2312"/>
-                <w:color w:val="333333"/>
-                <w:kern w:val="0"/>
-                <w:sz w:val="24"/>
-              </w:rPr>
-            </w:pPr>
-            <w:r>
-              <w:rPr>
-                <w:rFonts w:ascii="FangSong_GB2312" w:eastAsia="FangSong_GB2312" w:hAnsi="FangSong_GB2312" w:cs="FangSong_GB2312" w:hint="eastAsia"/>
-                <w:color w:val="FF0000"/>
+                <w:color w:val="000000"/>
+                <w:kern w:val="0"/>
+                <w:sz w:val="24"/>
+              </w:rPr>
+            </w:pPr>
+            <w:r>
+              <w:rPr>
+                <w:rFonts w:ascii="FangSong_GB2312" w:eastAsia="FangSong_GB2312" w:hAnsi="FangSong_GB2312" w:cs="FangSong_GB2312" w:hint="eastAsia"/>
+                <w:color w:val="000000"/>
                 <w:kern w:val="0"/>
                 <w:sz w:val="24"/>
               </w:rPr>
@@ -106,19 +106,19 @@
               <w:jc w:val="center"/>
               <w:rPr>
                 <w:rFonts w:ascii="FangSong_GB2312" w:eastAsia="FangSong_GB2312" w:hAnsi="FangSong_GB2312" w:cs="FangSong_GB2312"/>
-                <w:color w:val="333333"/>
-                <w:kern w:val="0"/>
-                <w:sz w:val="24"/>
-              </w:rPr>
-            </w:pPr>
-            <w:r>
-              <w:rPr>
-                <w:rFonts w:ascii="FangSong_GB2312" w:eastAsia="FangSong_GB2312" w:hAnsi="FangSong_GB2312" w:cs="FangSong_GB2312" w:hint="eastAsia"/>
-                <w:color w:val="FF0000"/>
-                <w:kern w:val="0"/>
-                <w:sz w:val="24"/>
-              </w:rPr>
-              <w:t xml:space="preserve">项目十二  启发式评估原理与应用</w:t>
+                <w:color w:val="000000"/>
+                <w:kern w:val="0"/>
+                <w:sz w:val="24"/>
+              </w:rPr>
+            </w:pPr>
+            <w:r>
+              <w:rPr>
+                <w:rFonts w:ascii="FangSong_GB2312" w:eastAsia="FangSong_GB2312" w:hAnsi="FangSong_GB2312" w:cs="FangSong_GB2312" w:hint="eastAsia"/>
+                <w:color w:val="000000"/>
+                <w:kern w:val="0"/>
+                <w:sz w:val="24"/>
+              </w:rPr>
+              <w:t xml:space="preserve">第12章  启发式评估原理与应用</w:t>
             </w:r>
           </w:p>
         </w:tc>
@@ -150,15 +150,15 @@
               <w:jc w:val="center"/>
               <w:rPr>
                 <w:rFonts w:ascii="FangSong_GB2312" w:eastAsia="FangSong_GB2312" w:hAnsi="FangSong_GB2312" w:cs="FangSong_GB2312"/>
-                <w:color w:val="333333"/>
-                <w:kern w:val="0"/>
-                <w:sz w:val="24"/>
-              </w:rPr>
-            </w:pPr>
-            <w:r>
-              <w:rPr>
-                <w:rFonts w:ascii="FangSong_GB2312" w:eastAsia="FangSong_GB2312" w:hAnsi="FangSong_GB2312" w:cs="FangSong_GB2312" w:hint="eastAsia"/>
-                <w:color w:val="FF0000"/>
+                <w:color w:val="000000"/>
+                <w:kern w:val="0"/>
+                <w:sz w:val="24"/>
+              </w:rPr>
+            </w:pPr>
+            <w:r>
+              <w:rPr>
+                <w:rFonts w:ascii="FangSong_GB2312" w:eastAsia="FangSong_GB2312" w:hAnsi="FangSong_GB2312" w:cs="FangSong_GB2312" w:hint="eastAsia"/>
+                <w:color w:val="000000"/>
                 <w:kern w:val="0"/>
                 <w:sz w:val="24"/>
               </w:rPr>
@@ -190,19 +190,19 @@
               <w:jc w:val="center"/>
               <w:rPr>
                 <w:rFonts w:ascii="FangSong_GB2312" w:eastAsia="FangSong_GB2312" w:hAnsi="FangSong_GB2312" w:cs="FangSong_GB2312"/>
-                <w:color w:val="333333"/>
-                <w:kern w:val="0"/>
-                <w:sz w:val="24"/>
-              </w:rPr>
-            </w:pPr>
-            <w:r>
-              <w:rPr>
-                <w:rFonts w:ascii="FangSong_GB2312" w:eastAsia="FangSong_GB2312" w:hAnsi="FangSong_GB2312" w:cs="FangSong_GB2312" w:hint="eastAsia"/>
-                <w:color w:val="FF0000"/>
-                <w:kern w:val="0"/>
-                <w:sz w:val="24"/>
-              </w:rPr>
-              <w:t xml:space="preserve">12.1 可用性客观评估标准引入；Nielsen十大可用性真理</w:t>
+                <w:color w:val="000000"/>
+                <w:kern w:val="0"/>
+                <w:sz w:val="24"/>
+              </w:rPr>
+            </w:pPr>
+            <w:r>
+              <w:rPr>
+                <w:rFonts w:ascii="FangSong_GB2312" w:eastAsia="FangSong_GB2312" w:hAnsi="FangSong_GB2312" w:cs="FangSong_GB2312" w:hint="eastAsia"/>
+                <w:color w:val="000000"/>
+                <w:kern w:val="0"/>
+                <w:sz w:val="24"/>
+              </w:rPr>
+              <w:t xml:space="preserve">12.1 可用性客观评估标准实战导入；Nielsen十大可用性真理</w:t>
             </w:r>
           </w:p>
           <w:p>
@@ -213,15 +213,15 @@
               <w:jc w:val="center"/>
               <w:rPr>
                 <w:rFonts w:ascii="FangSong_GB2312" w:eastAsia="FangSong_GB2312" w:hAnsi="FangSong_GB2312" w:cs="FangSong_GB2312"/>
-                <w:color w:val="333333"/>
-                <w:kern w:val="0"/>
-                <w:sz w:val="24"/>
-              </w:rPr>
-            </w:pPr>
-            <w:r>
-              <w:rPr>
-                <w:rFonts w:ascii="FangSong_GB2312" w:eastAsia="FangSong_GB2312" w:hAnsi="FangSong_GB2312" w:cs="FangSong_GB2312" w:hint="eastAsia"/>
-                <w:color w:val="FF0000"/>
+                <w:color w:val="000000"/>
+                <w:kern w:val="0"/>
+                <w:sz w:val="24"/>
+              </w:rPr>
+            </w:pPr>
+            <w:r>
+              <w:rPr>
+                <w:rFonts w:ascii="FangSong_GB2312" w:eastAsia="FangSong_GB2312" w:hAnsi="FangSong_GB2312" w:cs="FangSong_GB2312" w:hint="eastAsia"/>
+                <w:color w:val="000000"/>
                 <w:kern w:val="0"/>
                 <w:sz w:val="24"/>
               </w:rPr>
@@ -1009,7 +1009,7 @@
                 <w:kern w:val="0"/>
                 <w:sz w:val="24"/>
               </w:rPr>
-              <w:t xml:space="preserve">理论讲授、对照打分示范、各组互换原型进行专家检验</w:t>
+              <w:t xml:space="preserve">项目导引、对照打分示范、各组互换原型进行专家检验</w:t>
             </w:r>
           </w:p>
         </w:tc>
@@ -1064,7 +1064,7 @@
         </w:tc>
         <w:tc>
           <w:tcPr>
-            <w:tcW w:w="3894" w:type="dxa"/>
+            <w:tcW w:w="1740" w:type="dxa"/>
             <w:tcBorders>
               <w:top w:val="single" w:sz="4" w:space="0" w:color="auto"/>
               <w:left w:val="single" w:sz="4" w:space="0" w:color="auto"/>
@@ -1099,7 +1099,7 @@
         </w:tc>
         <w:tc>
           <w:tcPr>
-            <w:tcW w:w="3810" w:type="dxa"/>
+            <w:tcW w:w="5964" w:type="dxa"/>
             <w:tcBorders>
               <w:top w:val="single" w:sz="4" w:space="0" w:color="auto"/>
               <w:left w:val="single" w:sz="4" w:space="0" w:color="auto"/>
@@ -1159,7 +1159,7 @@
         </w:tc>
         <w:tc>
           <w:tcPr>
-            <w:tcW w:w="3894" w:type="dxa"/>
+            <w:tcW w:w="1740" w:type="dxa"/>
             <w:tcBorders>
               <w:top w:val="single" w:sz="4" w:space="0" w:color="auto"/>
               <w:left w:val="single" w:sz="4" w:space="0" w:color="auto"/>
@@ -1194,7 +1194,7 @@
         </w:tc>
         <w:tc>
           <w:tcPr>
-            <w:tcW w:w="3810" w:type="dxa"/>
+            <w:tcW w:w="5964" w:type="dxa"/>
             <w:tcBorders>
               <w:top w:val="single" w:sz="4" w:space="0" w:color="auto"/>
               <w:left w:val="single" w:sz="4" w:space="0" w:color="auto"/>
@@ -1224,47 +1224,87 @@
                 <w:kern w:val="0"/>
                 <w:sz w:val="24"/>
               </w:rPr>
-              <w:t xml:space="preserve">【教学组织】回顾全流程——从痛点到原型的链路，引出需要客观评估</w:t>
-            </w:r>
-          </w:p>
-          <w:p>
-            <w:pPr>
-              <w:widowControl/>
-              <w:spacing w:line="400" w:lineRule="exact"/>
-              <w:jc w:val="left"/>
-              <w:rPr>
-                <w:rFonts w:ascii="FangSong_GB2312" w:eastAsia="FangSong_GB2312" w:hAnsi="FangSong_GB2312" w:cs="FangSong_GB2312"/>
-                <w:kern w:val="0"/>
-                <w:sz w:val="24"/>
-              </w:rPr>
-            </w:pPr>
-            <w:r>
-              <w:rPr>
-                <w:rFonts w:ascii="FangSong_GB2312" w:eastAsia="FangSong_GB2312" w:hAnsi="FangSong_GB2312" w:cs="FangSong_GB2312" w:hint="eastAsia"/>
-                <w:kern w:val="0"/>
-                <w:sz w:val="24"/>
-              </w:rPr>
-              <w:t xml:space="preserve">【教学方法】理论讲授、对照打分示范、各组互换原型进行专家检验</w:t>
-            </w:r>
-          </w:p>
-          <w:p>
-            <w:pPr>
-              <w:widowControl/>
-              <w:spacing w:line="400" w:lineRule="exact"/>
-              <w:jc w:val="left"/>
-              <w:rPr>
-                <w:rFonts w:ascii="FangSong_GB2312" w:eastAsia="FangSong_GB2312" w:hAnsi="FangSong_GB2312" w:cs="FangSong_GB2312"/>
-                <w:kern w:val="0"/>
-                <w:sz w:val="24"/>
-              </w:rPr>
-            </w:pPr>
-            <w:r>
-              <w:rPr>
-                <w:rFonts w:ascii="FangSong_GB2312" w:eastAsia="FangSong_GB2312" w:hAnsi="FangSong_GB2312" w:cs="FangSong_GB2312" w:hint="eastAsia"/>
-                <w:kern w:val="0"/>
-                <w:sz w:val="24"/>
-              </w:rPr>
-              <w:t xml:space="preserve">【时间安排】约10分钟（0.2理论学时）</w:t>
+              <w:t xml:space="preserve">【教学组织】上次课知识回顾:</w:t>
+            </w:r>
+          </w:p>
+          <w:p>
+            <w:pPr>
+              <w:widowControl/>
+              <w:spacing w:line="400" w:lineRule="exact"/>
+              <w:jc w:val="left"/>
+              <w:rPr>
+                <w:rFonts w:ascii="FangSong_GB2312" w:eastAsia="FangSong_GB2312" w:hAnsi="FangSong_GB2312" w:cs="FangSong_GB2312"/>
+                <w:kern w:val="0"/>
+                <w:sz w:val="24"/>
+              </w:rPr>
+            </w:pPr>
+            <w:r>
+              <w:rPr>
+                <w:rFonts w:ascii="FangSong_GB2312" w:eastAsia="FangSong_GB2312" w:hAnsi="FangSong_GB2312" w:cs="FangSong_GB2312" w:hint="eastAsia"/>
+                <w:kern w:val="0"/>
+                <w:sz w:val="24"/>
+              </w:rPr>
+              <w:t xml:space="preserve">1. 回顾全流程——从痛点到原型的链路，引出需要客观评估</w:t>
+            </w:r>
+          </w:p>
+          <w:p>
+            <w:pPr>
+              <w:widowControl/>
+              <w:spacing w:line="400" w:lineRule="exact"/>
+              <w:jc w:val="left"/>
+              <w:rPr>
+                <w:rFonts w:ascii="FangSong_GB2312" w:eastAsia="FangSong_GB2312" w:hAnsi="FangSong_GB2312" w:cs="FangSong_GB2312"/>
+                <w:kern w:val="0"/>
+                <w:sz w:val="24"/>
+              </w:rPr>
+            </w:pPr>
+            <w:r>
+              <w:rPr>
+                <w:rFonts w:ascii="FangSong_GB2312" w:eastAsia="FangSong_GB2312" w:hAnsi="FangSong_GB2312" w:cs="FangSong_GB2312" w:hint="eastAsia"/>
+                <w:kern w:val="0"/>
+                <w:sz w:val="24"/>
+              </w:rPr>
+              <w:t xml:space="preserve">2. 检查学生对前置知识的掌握情况，建立新旧知识的逻辑桥梁。</w:t>
+            </w:r>
+          </w:p>
+          <w:p>
+            <w:pPr>
+              <w:widowControl/>
+              <w:spacing w:line="400" w:lineRule="exact"/>
+              <w:jc w:val="left"/>
+              <w:rPr>
+                <w:rFonts w:ascii="FangSong_GB2312" w:eastAsia="FangSong_GB2312" w:hAnsi="FangSong_GB2312" w:cs="FangSong_GB2312"/>
+                <w:kern w:val="0"/>
+                <w:sz w:val="24"/>
+              </w:rPr>
+            </w:pPr>
+            <w:r>
+              <w:rPr>
+                <w:rFonts w:ascii="FangSong_GB2312" w:eastAsia="FangSong_GB2312" w:hAnsi="FangSong_GB2312" w:cs="FangSong_GB2312" w:hint="eastAsia"/>
+                <w:kern w:val="0"/>
+                <w:sz w:val="24"/>
+              </w:rPr>
+              <w:t xml:space="preserve">【教学方法】项目导引、对照打分示范、各组互换原型进行专家检验</w:t>
+            </w:r>
+          </w:p>
+          <w:p>
+            <w:pPr>
+              <w:widowControl/>
+              <w:spacing w:line="400" w:lineRule="exact"/>
+              <w:jc w:val="left"/>
+              <w:rPr>
+                <w:rFonts w:ascii="FangSong_GB2312" w:eastAsia="FangSong_GB2312" w:hAnsi="FangSong_GB2312" w:cs="FangSong_GB2312"/>
+                <w:kern w:val="0"/>
+                <w:sz w:val="24"/>
+              </w:rPr>
+            </w:pPr>
+            <w:r>
+              <w:rPr>
+                <w:rFonts w:ascii="FangSong_GB2312" w:eastAsia="FangSong_GB2312" w:hAnsi="FangSong_GB2312" w:cs="FangSong_GB2312" w:hint="eastAsia"/>
+                <w:kern w:val="0"/>
+                <w:sz w:val="24"/>
+              </w:rPr>
+              <w:t xml:space="preserve">【时间安排】约10分钟（0.2实践学时）</w:t>
             </w:r>
           </w:p>
           <w:p>
@@ -1315,7 +1355,7 @@
         </w:tc>
         <w:tc>
           <w:tcPr>
-            <w:tcW w:w="3894" w:type="dxa"/>
+            <w:tcW w:w="1740" w:type="dxa"/>
             <w:tcBorders>
               <w:top w:val="single" w:sz="4" w:space="0" w:color="auto"/>
               <w:left w:val="single" w:sz="4" w:space="0" w:color="auto"/>
@@ -1351,7 +1391,7 @@
         </w:tc>
         <w:tc>
           <w:tcPr>
-            <w:tcW w:w="3810" w:type="dxa"/>
+            <w:tcW w:w="5964" w:type="dxa"/>
             <w:tcBorders>
               <w:top w:val="single" w:sz="4" w:space="0" w:color="auto"/>
               <w:left w:val="single" w:sz="4" w:space="0" w:color="auto"/>
@@ -1381,47 +1421,107 @@
                 <w:kern w:val="0"/>
                 <w:sz w:val="24"/>
               </w:rPr>
-              <w:t xml:space="preserve">【教学组织】播放一段用户使用产品时频繁出错却找不到原因的录屏，引出系统化评估方法</w:t>
-            </w:r>
-          </w:p>
-          <w:p>
-            <w:pPr>
-              <w:widowControl/>
-              <w:spacing w:line="400" w:lineRule="exact"/>
-              <w:jc w:val="left"/>
-              <w:rPr>
-                <w:rFonts w:ascii="FangSong_GB2312" w:eastAsia="FangSong_GB2312" w:hAnsi="FangSong_GB2312" w:cs="FangSong_GB2312"/>
-                <w:kern w:val="0"/>
-                <w:sz w:val="24"/>
-              </w:rPr>
-            </w:pPr>
-            <w:r>
-              <w:rPr>
-                <w:rFonts w:ascii="FangSong_GB2312" w:eastAsia="FangSong_GB2312" w:hAnsi="FangSong_GB2312" w:cs="FangSong_GB2312" w:hint="eastAsia"/>
-                <w:kern w:val="0"/>
-                <w:sz w:val="24"/>
-              </w:rPr>
-              <w:t xml:space="preserve">【教学方法】理论讲授、对照打分示范、各组互换原型进行专家检验</w:t>
-            </w:r>
-          </w:p>
-          <w:p>
-            <w:pPr>
-              <w:widowControl/>
-              <w:spacing w:line="400" w:lineRule="exact"/>
-              <w:jc w:val="left"/>
-              <w:rPr>
-                <w:rFonts w:ascii="FangSong_GB2312" w:eastAsia="FangSong_GB2312" w:hAnsi="FangSong_GB2312" w:cs="FangSong_GB2312"/>
-                <w:kern w:val="0"/>
-                <w:sz w:val="24"/>
-              </w:rPr>
-            </w:pPr>
-            <w:r>
-              <w:rPr>
-                <w:rFonts w:ascii="FangSong_GB2312" w:eastAsia="FangSong_GB2312" w:hAnsi="FangSong_GB2312" w:cs="FangSong_GB2312" w:hint="eastAsia"/>
-                <w:kern w:val="0"/>
-                <w:sz w:val="24"/>
-              </w:rPr>
-              <w:t xml:space="preserve">【时间安排】约10分钟（0.2理论学时）</w:t>
+              <w:t xml:space="preserve">【教学组织】课程情境导入:</w:t>
+            </w:r>
+          </w:p>
+          <w:p>
+            <w:pPr>
+              <w:widowControl/>
+              <w:spacing w:line="400" w:lineRule="exact"/>
+              <w:jc w:val="left"/>
+              <w:rPr>
+                <w:rFonts w:ascii="FangSong_GB2312" w:eastAsia="FangSong_GB2312" w:hAnsi="FangSong_GB2312" w:cs="FangSong_GB2312"/>
+                <w:kern w:val="0"/>
+                <w:sz w:val="24"/>
+              </w:rPr>
+            </w:pPr>
+            <w:r>
+              <w:rPr>
+                <w:rFonts w:ascii="FangSong_GB2312" w:eastAsia="FangSong_GB2312" w:hAnsi="FangSong_GB2312" w:cs="FangSong_GB2312" w:hint="eastAsia"/>
+                <w:kern w:val="0"/>
+                <w:sz w:val="24"/>
+              </w:rPr>
+              <w:t xml:space="preserve">1. 播放一段用户使用产品时频繁出错却找不到原因的录屏，引出系统化评估方法</w:t>
+            </w:r>
+          </w:p>
+          <w:p>
+            <w:pPr>
+              <w:widowControl/>
+              <w:spacing w:line="400" w:lineRule="exact"/>
+              <w:jc w:val="left"/>
+              <w:rPr>
+                <w:rFonts w:ascii="FangSong_GB2312" w:eastAsia="FangSong_GB2312" w:hAnsi="FangSong_GB2312" w:cs="FangSong_GB2312"/>
+                <w:kern w:val="0"/>
+                <w:sz w:val="24"/>
+              </w:rPr>
+            </w:pPr>
+            <w:r>
+              <w:rPr>
+                <w:rFonts w:ascii="FangSong_GB2312" w:eastAsia="FangSong_GB2312" w:hAnsi="FangSong_GB2312" w:cs="FangSong_GB2312" w:hint="eastAsia"/>
+                <w:kern w:val="0"/>
+                <w:sz w:val="24"/>
+              </w:rPr>
+              <w:t xml:space="preserve">2. 明确本节课核心聚焦点：Nielsen 十大可用性原则的内涵与跨组专家级查漏法则</w:t>
+            </w:r>
+          </w:p>
+          <w:p>
+            <w:pPr>
+              <w:widowControl/>
+              <w:spacing w:line="400" w:lineRule="exact"/>
+              <w:jc w:val="left"/>
+              <w:rPr>
+                <w:rFonts w:ascii="FangSong_GB2312" w:eastAsia="FangSong_GB2312" w:hAnsi="FangSong_GB2312" w:cs="FangSong_GB2312"/>
+                <w:kern w:val="0"/>
+                <w:sz w:val="24"/>
+              </w:rPr>
+            </w:pPr>
+            <w:r>
+              <w:rPr>
+                <w:rFonts w:ascii="FangSong_GB2312" w:eastAsia="FangSong_GB2312" w:hAnsi="FangSong_GB2312" w:cs="FangSong_GB2312" w:hint="eastAsia"/>
+                <w:kern w:val="0"/>
+                <w:sz w:val="24"/>
+              </w:rPr>
+              <w:t xml:space="preserve">3. 激发学生学习动机与探索兴趣。</w:t>
+            </w:r>
+          </w:p>
+          <w:p>
+            <w:pPr>
+              <w:widowControl/>
+              <w:spacing w:line="400" w:lineRule="exact"/>
+              <w:jc w:val="left"/>
+              <w:rPr>
+                <w:rFonts w:ascii="FangSong_GB2312" w:eastAsia="FangSong_GB2312" w:hAnsi="FangSong_GB2312" w:cs="FangSong_GB2312"/>
+                <w:kern w:val="0"/>
+                <w:sz w:val="24"/>
+              </w:rPr>
+            </w:pPr>
+            <w:r>
+              <w:rPr>
+                <w:rFonts w:ascii="FangSong_GB2312" w:eastAsia="FangSong_GB2312" w:hAnsi="FangSong_GB2312" w:cs="FangSong_GB2312" w:hint="eastAsia"/>
+                <w:kern w:val="0"/>
+                <w:sz w:val="24"/>
+              </w:rPr>
+              <w:t xml:space="preserve">【教学方法】项目导引、对照打分示范、各组互换原型进行专家检验</w:t>
+            </w:r>
+          </w:p>
+          <w:p>
+            <w:pPr>
+              <w:widowControl/>
+              <w:spacing w:line="400" w:lineRule="exact"/>
+              <w:jc w:val="left"/>
+              <w:rPr>
+                <w:rFonts w:ascii="FangSong_GB2312" w:eastAsia="FangSong_GB2312" w:hAnsi="FangSong_GB2312" w:cs="FangSong_GB2312"/>
+                <w:kern w:val="0"/>
+                <w:sz w:val="24"/>
+              </w:rPr>
+            </w:pPr>
+            <w:r>
+              <w:rPr>
+                <w:rFonts w:ascii="FangSong_GB2312" w:eastAsia="FangSong_GB2312" w:hAnsi="FangSong_GB2312" w:cs="FangSong_GB2312" w:hint="eastAsia"/>
+                <w:kern w:val="0"/>
+                <w:sz w:val="24"/>
+              </w:rPr>
+              <w:t xml:space="preserve">【时间安排】约10分钟（0.2实践学时）</w:t>
             </w:r>
           </w:p>
           <w:p>
@@ -1472,7 +1572,7 @@
         </w:tc>
         <w:tc>
           <w:tcPr>
-            <w:tcW w:w="3894" w:type="dxa"/>
+            <w:tcW w:w="1740" w:type="dxa"/>
             <w:tcBorders>
               <w:top w:val="single" w:sz="4" w:space="0" w:color="auto"/>
               <w:left w:val="single" w:sz="4" w:space="0" w:color="auto"/>
@@ -1501,13 +1601,21 @@
                 <w:kern w:val="0"/>
                 <w:sz w:val="24"/>
               </w:rPr>
-              <w:t>新课讲授</w:t>
-            </w:r>
-          </w:p>
-        </w:tc>
-        <w:tc>
-          <w:tcPr>
-            <w:tcW w:w="3810" w:type="dxa"/>
+              <w:t>新课</w:t>
+            </w:r>
+            <w:r>
+              <w:rPr>
+                <w:rFonts w:ascii="FangSong_GB2312" w:eastAsia="FangSong_GB2312" w:hAnsi="FangSong_GB2312" w:cs="FangSong_GB2312" w:hint="eastAsia"/>
+                <w:kern w:val="0"/>
+                <w:sz w:val="24"/>
+              </w:rPr>
+              <w:t>演示</w:t>
+            </w:r>
+          </w:p>
+        </w:tc>
+        <w:tc>
+          <w:tcPr>
+            <w:tcW w:w="5964" w:type="dxa"/>
             <w:tcBorders>
               <w:top w:val="single" w:sz="4" w:space="0" w:color="auto"/>
               <w:left w:val="single" w:sz="4" w:space="0" w:color="auto"/>
@@ -1537,47 +1645,127 @@
                 <w:kern w:val="0"/>
                 <w:sz w:val="24"/>
               </w:rPr>
-              <w:t xml:space="preserve">【教学组织】Nielsen 十大可用性原则逐条解析、启发式走查流程、缺陷严重级评定标准</w:t>
-            </w:r>
-          </w:p>
-          <w:p>
-            <w:pPr>
-              <w:widowControl/>
-              <w:spacing w:line="400" w:lineRule="exact"/>
-              <w:jc w:val="left"/>
-              <w:rPr>
-                <w:rFonts w:ascii="FangSong_GB2312" w:eastAsia="FangSong_GB2312" w:hAnsi="FangSong_GB2312" w:cs="FangSong_GB2312"/>
-                <w:kern w:val="0"/>
-                <w:sz w:val="24"/>
-              </w:rPr>
-            </w:pPr>
-            <w:r>
-              <w:rPr>
-                <w:rFonts w:ascii="FangSong_GB2312" w:eastAsia="FangSong_GB2312" w:hAnsi="FangSong_GB2312" w:cs="FangSong_GB2312" w:hint="eastAsia"/>
-                <w:kern w:val="0"/>
-                <w:sz w:val="24"/>
-              </w:rPr>
-              <w:t xml:space="preserve">【教学方法】理论讲授、对照打分示范、各组互换原型进行专家检验</w:t>
-            </w:r>
-          </w:p>
-          <w:p>
-            <w:pPr>
-              <w:widowControl/>
-              <w:spacing w:line="400" w:lineRule="exact"/>
-              <w:jc w:val="left"/>
-              <w:rPr>
-                <w:rFonts w:ascii="FangSong_GB2312" w:eastAsia="FangSong_GB2312" w:hAnsi="FangSong_GB2312" w:cs="FangSong_GB2312"/>
-                <w:kern w:val="0"/>
-                <w:sz w:val="24"/>
-              </w:rPr>
-            </w:pPr>
-            <w:r>
-              <w:rPr>
-                <w:rFonts w:ascii="FangSong_GB2312" w:eastAsia="FangSong_GB2312" w:hAnsi="FangSong_GB2312" w:cs="FangSong_GB2312" w:hint="eastAsia"/>
-                <w:kern w:val="0"/>
-                <w:sz w:val="24"/>
-              </w:rPr>
-              <w:t xml:space="preserve">【时间安排】约70分钟（1.6理论学时）</w:t>
+              <w:t xml:space="preserve">【教学组织】核心方法与实操解析:</w:t>
+            </w:r>
+          </w:p>
+          <w:p>
+            <w:pPr>
+              <w:widowControl/>
+              <w:spacing w:line="400" w:lineRule="exact"/>
+              <w:jc w:val="left"/>
+              <w:rPr>
+                <w:rFonts w:ascii="FangSong_GB2312" w:eastAsia="FangSong_GB2312" w:hAnsi="FangSong_GB2312" w:cs="FangSong_GB2312"/>
+                <w:kern w:val="0"/>
+                <w:sz w:val="24"/>
+              </w:rPr>
+            </w:pPr>
+            <w:r>
+              <w:rPr>
+                <w:rFonts w:ascii="FangSong_GB2312" w:eastAsia="FangSong_GB2312" w:hAnsi="FangSong_GB2312" w:cs="FangSong_GB2312" w:hint="eastAsia"/>
+                <w:kern w:val="0"/>
+                <w:sz w:val="24"/>
+              </w:rPr>
+              <w:t xml:space="preserve">1. 实训主线：Nielsen 十大可用性原则实战对照、启发式走查流程、缺陷严重级评定标准</w:t>
+            </w:r>
+          </w:p>
+          <w:p>
+            <w:pPr>
+              <w:widowControl/>
+              <w:spacing w:line="400" w:lineRule="exact"/>
+              <w:jc w:val="left"/>
+              <w:rPr>
+                <w:rFonts w:ascii="FangSong_GB2312" w:eastAsia="FangSong_GB2312" w:hAnsi="FangSong_GB2312" w:cs="FangSong_GB2312"/>
+                <w:kern w:val="0"/>
+                <w:sz w:val="24"/>
+              </w:rPr>
+            </w:pPr>
+            <w:r>
+              <w:rPr>
+                <w:rFonts w:ascii="FangSong_GB2312" w:eastAsia="FangSong_GB2312" w:hAnsi="FangSong_GB2312" w:cs="FangSong_GB2312" w:hint="eastAsia"/>
+                <w:kern w:val="0"/>
+                <w:sz w:val="24"/>
+              </w:rPr>
+              <w:t xml:space="preserve">2. 实践要点拆解：12.1 可用性客观评估标准实战导入；Nielsen十大可用性真理 12.2 启动 实验4(Exp4)，生生互评跨组走查日</w:t>
+            </w:r>
+          </w:p>
+          <w:p>
+            <w:pPr>
+              <w:widowControl/>
+              <w:spacing w:line="400" w:lineRule="exact"/>
+              <w:jc w:val="left"/>
+              <w:rPr>
+                <w:rFonts w:ascii="FangSong_GB2312" w:eastAsia="FangSong_GB2312" w:hAnsi="FangSong_GB2312" w:cs="FangSong_GB2312"/>
+                <w:kern w:val="0"/>
+                <w:sz w:val="24"/>
+              </w:rPr>
+            </w:pPr>
+            <w:r>
+              <w:rPr>
+                <w:rFonts w:ascii="FangSong_GB2312" w:eastAsia="FangSong_GB2312" w:hAnsi="FangSong_GB2312" w:cs="FangSong_GB2312" w:hint="eastAsia"/>
+                <w:kern w:val="0"/>
+                <w:sz w:val="24"/>
+              </w:rPr>
+              <w:t xml:space="preserve">3. 重难点突破：针对“摆脱主观喜好滤镜，严格对标原则定位并量化评价可用性障碍的严重程度”，采用案例剖析策略。</w:t>
+            </w:r>
+          </w:p>
+          <w:p>
+            <w:pPr>
+              <w:widowControl/>
+              <w:spacing w:line="400" w:lineRule="exact"/>
+              <w:jc w:val="left"/>
+              <w:rPr>
+                <w:rFonts w:ascii="FangSong_GB2312" w:eastAsia="FangSong_GB2312" w:hAnsi="FangSong_GB2312" w:cs="FangSong_GB2312"/>
+                <w:kern w:val="0"/>
+                <w:sz w:val="24"/>
+              </w:rPr>
+            </w:pPr>
+            <w:r>
+              <w:rPr>
+                <w:rFonts w:ascii="FangSong_GB2312" w:eastAsia="FangSong_GB2312" w:hAnsi="FangSong_GB2312" w:cs="FangSong_GB2312" w:hint="eastAsia"/>
+                <w:kern w:val="0"/>
+                <w:sz w:val="24"/>
+              </w:rPr>
+              <w:t xml:space="preserve">4. 支撑目标：掌握 Nielsen 十大原则的启发式评估方法</w:t>
+            </w:r>
+          </w:p>
+          <w:p>
+            <w:pPr>
+              <w:widowControl/>
+              <w:spacing w:line="400" w:lineRule="exact"/>
+              <w:jc w:val="left"/>
+              <w:rPr>
+                <w:rFonts w:ascii="FangSong_GB2312" w:eastAsia="FangSong_GB2312" w:hAnsi="FangSong_GB2312" w:cs="FangSong_GB2312"/>
+                <w:kern w:val="0"/>
+                <w:sz w:val="24"/>
+              </w:rPr>
+            </w:pPr>
+            <w:r>
+              <w:rPr>
+                <w:rFonts w:ascii="FangSong_GB2312" w:eastAsia="FangSong_GB2312" w:hAnsi="FangSong_GB2312" w:cs="FangSong_GB2312" w:hint="eastAsia"/>
+                <w:kern w:val="0"/>
+                <w:sz w:val="24"/>
+              </w:rPr>
+              <w:t xml:space="preserve">【教学方法】项目导引、对照打分示范、各组互换原型进行专家检验</w:t>
+            </w:r>
+          </w:p>
+          <w:p>
+            <w:pPr>
+              <w:widowControl/>
+              <w:spacing w:line="400" w:lineRule="exact"/>
+              <w:jc w:val="left"/>
+              <w:rPr>
+                <w:rFonts w:ascii="FangSong_GB2312" w:eastAsia="FangSong_GB2312" w:hAnsi="FangSong_GB2312" w:cs="FangSong_GB2312"/>
+                <w:kern w:val="0"/>
+                <w:sz w:val="24"/>
+              </w:rPr>
+            </w:pPr>
+            <w:r>
+              <w:rPr>
+                <w:rFonts w:ascii="FangSong_GB2312" w:eastAsia="FangSong_GB2312" w:hAnsi="FangSong_GB2312" w:cs="FangSong_GB2312" w:hint="eastAsia"/>
+                <w:kern w:val="0"/>
+                <w:sz w:val="24"/>
+              </w:rPr>
+              <w:t xml:space="preserve">【时间安排】约70分钟（1.6实践学时）</w:t>
             </w:r>
           </w:p>
           <w:p>
@@ -1657,7 +1845,7 @@
         </w:tc>
         <w:tc>
           <w:tcPr>
-            <w:tcW w:w="3894" w:type="dxa"/>
+            <w:tcW w:w="1740" w:type="dxa"/>
             <w:tcBorders>
               <w:top w:val="single" w:sz="4" w:space="0" w:color="auto"/>
               <w:left w:val="single" w:sz="4" w:space="0" w:color="auto"/>
@@ -1678,7 +1866,7 @@
                 <w:rFonts w:ascii="FangSong_GB2312" w:eastAsia="FangSong_GB2312" w:hAnsi="FangSong_GB2312" w:cs="FangSong_GB2312"/>
                 <w:b/>
                 <w:bCs/>
-                <w:color w:val="FF0000"/>
+                <w:color w:val="000000"/>
                 <w:kern w:val="0"/>
                 <w:sz w:val="24"/>
               </w:rPr>
@@ -1688,7 +1876,7 @@
                 <w:rFonts w:ascii="FangSong_GB2312" w:eastAsia="FangSong_GB2312" w:hAnsi="FangSong_GB2312" w:cs="FangSong_GB2312" w:hint="eastAsia"/>
                 <w:b/>
                 <w:bCs/>
-                <w:color w:val="FF0000"/>
+                <w:color w:val="000000"/>
                 <w:kern w:val="0"/>
                 <w:sz w:val="24"/>
               </w:rPr>
@@ -1698,7 +1886,7 @@
         </w:tc>
         <w:tc>
           <w:tcPr>
-            <w:tcW w:w="3810" w:type="dxa"/>
+            <w:tcW w:w="5964" w:type="dxa"/>
             <w:tcBorders>
               <w:top w:val="single" w:sz="4" w:space="0" w:color="auto"/>
               <w:left w:val="single" w:sz="4" w:space="0" w:color="auto"/>
@@ -1718,53 +1906,125 @@
               <w:jc w:val="left"/>
               <w:rPr>
                 <w:rFonts w:ascii="FangSong_GB2312" w:eastAsia="FangSong_GB2312" w:hAnsi="FangSong_GB2312" w:cs="FangSong_GB2312"/>
-                <w:kern w:val="0"/>
-                <w:sz w:val="24"/>
-              </w:rPr>
-            </w:pPr>
-            <w:r>
-              <w:rPr>
-                <w:rFonts w:ascii="FangSong_GB2312" w:eastAsia="FangSong_GB2312" w:hAnsi="FangSong_GB2312" w:cs="FangSong_GB2312" w:hint="eastAsia"/>
-                <w:kern w:val="0"/>
-                <w:sz w:val="24"/>
-              </w:rPr>
-              <w:t xml:space="preserve">【教学组织】启动 实验4(Exp4)——跨组互换原型，执行启发式走查评估</w:t>
-            </w:r>
-          </w:p>
-          <w:p>
-            <w:pPr>
-              <w:widowControl/>
-              <w:spacing w:line="400" w:lineRule="exact"/>
-              <w:jc w:val="left"/>
-              <w:rPr>
-                <w:rFonts w:ascii="FangSong_GB2312" w:eastAsia="FangSong_GB2312" w:hAnsi="FangSong_GB2312" w:cs="FangSong_GB2312"/>
-                <w:kern w:val="0"/>
-                <w:sz w:val="24"/>
-              </w:rPr>
-            </w:pPr>
-            <w:r>
-              <w:rPr>
-                <w:rFonts w:ascii="FangSong_GB2312" w:eastAsia="FangSong_GB2312" w:hAnsi="FangSong_GB2312" w:cs="FangSong_GB2312" w:hint="eastAsia"/>
-                <w:kern w:val="0"/>
-                <w:sz w:val="24"/>
-              </w:rPr>
-              <w:t xml:space="preserve">【教学方法】理论讲授、对照打分示范、各组互换原型进行专家检验</w:t>
-            </w:r>
-          </w:p>
-          <w:p>
-            <w:pPr>
-              <w:widowControl/>
-              <w:spacing w:line="400" w:lineRule="exact"/>
-              <w:jc w:val="left"/>
-              <w:rPr>
-                <w:rFonts w:ascii="FangSong_GB2312" w:eastAsia="FangSong_GB2312" w:hAnsi="FangSong_GB2312" w:cs="FangSong_GB2312"/>
-                <w:kern w:val="0"/>
-                <w:sz w:val="24"/>
-              </w:rPr>
-            </w:pPr>
-            <w:r>
-              <w:rPr>
-                <w:rFonts w:ascii="FangSong_GB2312" w:eastAsia="FangSong_GB2312" w:hAnsi="FangSong_GB2312" w:cs="FangSong_GB2312" w:hint="eastAsia"/>
+                <w:color w:val="000000"/>
+                <w:kern w:val="0"/>
+                <w:sz w:val="24"/>
+              </w:rPr>
+            </w:pPr>
+            <w:r>
+              <w:rPr>
+                <w:rFonts w:ascii="FangSong_GB2312" w:eastAsia="FangSong_GB2312" w:hAnsi="FangSong_GB2312" w:cs="FangSong_GB2312" w:hint="eastAsia"/>
+                <w:color w:val="000000"/>
+                <w:kern w:val="0"/>
+                <w:sz w:val="24"/>
+              </w:rPr>
+              <w:t xml:space="preserve">【教学组织】课堂实践与操作训练:</w:t>
+            </w:r>
+          </w:p>
+          <w:p>
+            <w:pPr>
+              <w:widowControl/>
+              <w:spacing w:line="400" w:lineRule="exact"/>
+              <w:jc w:val="left"/>
+              <w:rPr>
+                <w:rFonts w:ascii="FangSong_GB2312" w:eastAsia="FangSong_GB2312" w:hAnsi="FangSong_GB2312" w:cs="FangSong_GB2312"/>
+                <w:color w:val="000000"/>
+                <w:kern w:val="0"/>
+                <w:sz w:val="24"/>
+              </w:rPr>
+            </w:pPr>
+            <w:r>
+              <w:rPr>
+                <w:rFonts w:ascii="FangSong_GB2312" w:eastAsia="FangSong_GB2312" w:hAnsi="FangSong_GB2312" w:cs="FangSong_GB2312" w:hint="eastAsia"/>
+                <w:color w:val="000000"/>
+                <w:kern w:val="0"/>
+                <w:sz w:val="24"/>
+              </w:rPr>
+              <w:t xml:space="preserve">1. 实践任务指导：启动 实验4(Exp4)——跨组互换原型，执行启发式走查评估</w:t>
+            </w:r>
+          </w:p>
+          <w:p>
+            <w:pPr>
+              <w:widowControl/>
+              <w:spacing w:line="400" w:lineRule="exact"/>
+              <w:jc w:val="left"/>
+              <w:rPr>
+                <w:rFonts w:ascii="FangSong_GB2312" w:eastAsia="FangSong_GB2312" w:hAnsi="FangSong_GB2312" w:cs="FangSong_GB2312"/>
+                <w:color w:val="000000"/>
+                <w:kern w:val="0"/>
+                <w:sz w:val="24"/>
+              </w:rPr>
+            </w:pPr>
+            <w:r>
+              <w:rPr>
+                <w:rFonts w:ascii="FangSong_GB2312" w:eastAsia="FangSong_GB2312" w:hAnsi="FangSong_GB2312" w:cs="FangSong_GB2312" w:hint="eastAsia"/>
+                <w:color w:val="000000"/>
+                <w:kern w:val="0"/>
+                <w:sz w:val="24"/>
+              </w:rPr>
+              <w:t xml:space="preserve">2. 核心任务目标：以评估专家身份对另一组的交互原型执行启发式走查，输出走查报告（含 Nielsen 原则编号、缺陷描述、严重级评定）。</w:t>
+            </w:r>
+          </w:p>
+          <w:p>
+            <w:pPr>
+              <w:widowControl/>
+              <w:spacing w:line="400" w:lineRule="exact"/>
+              <w:jc w:val="left"/>
+              <w:rPr>
+                <w:rFonts w:ascii="FangSong_GB2312" w:eastAsia="FangSong_GB2312" w:hAnsi="FangSong_GB2312" w:cs="FangSong_GB2312"/>
+                <w:color w:val="000000"/>
+                <w:kern w:val="0"/>
+                <w:sz w:val="24"/>
+              </w:rPr>
+            </w:pPr>
+            <w:r>
+              <w:rPr>
+                <w:rFonts w:ascii="FangSong_GB2312" w:eastAsia="FangSong_GB2312" w:hAnsi="FangSong_GB2312" w:cs="FangSong_GB2312" w:hint="eastAsia"/>
+                <w:color w:val="000000"/>
+                <w:kern w:val="0"/>
+                <w:sz w:val="24"/>
+              </w:rPr>
+              <w:t xml:space="preserve">3. 教师巡回指导，及时发现并纠正学生实践中的认知偏差。</w:t>
+            </w:r>
+          </w:p>
+          <w:p>
+            <w:pPr>
+              <w:widowControl/>
+              <w:spacing w:line="400" w:lineRule="exact"/>
+              <w:jc w:val="left"/>
+              <w:rPr>
+                <w:rFonts w:ascii="FangSong_GB2312" w:eastAsia="FangSong_GB2312" w:hAnsi="FangSong_GB2312" w:cs="FangSong_GB2312"/>
+                <w:color w:val="000000"/>
+                <w:kern w:val="0"/>
+                <w:sz w:val="24"/>
+              </w:rPr>
+            </w:pPr>
+            <w:r>
+              <w:rPr>
+                <w:rFonts w:ascii="FangSong_GB2312" w:eastAsia="FangSong_GB2312" w:hAnsi="FangSong_GB2312" w:cs="FangSong_GB2312" w:hint="eastAsia"/>
+                <w:color w:val="000000"/>
+                <w:kern w:val="0"/>
+                <w:sz w:val="24"/>
+              </w:rPr>
+              <w:t xml:space="preserve">【教学方法】项目导引、对照打分示范、各组互换原型进行专家检验</w:t>
+            </w:r>
+          </w:p>
+          <w:p>
+            <w:pPr>
+              <w:widowControl/>
+              <w:spacing w:line="400" w:lineRule="exact"/>
+              <w:jc w:val="left"/>
+              <w:rPr>
+                <w:rFonts w:ascii="FangSong_GB2312" w:eastAsia="FangSong_GB2312" w:hAnsi="FangSong_GB2312" w:cs="FangSong_GB2312"/>
+                <w:color w:val="000000"/>
+                <w:kern w:val="0"/>
+                <w:sz w:val="24"/>
+              </w:rPr>
+            </w:pPr>
+            <w:r>
+              <w:rPr>
+                <w:rFonts w:ascii="FangSong_GB2312" w:eastAsia="FangSong_GB2312" w:hAnsi="FangSong_GB2312" w:cs="FangSong_GB2312" w:hint="eastAsia"/>
+                <w:color w:val="000000"/>
                 <w:kern w:val="0"/>
                 <w:sz w:val="24"/>
               </w:rPr>
@@ -1778,13 +2038,15 @@
               <w:jc w:val="left"/>
               <w:rPr>
                 <w:rFonts w:ascii="FangSong_GB2312" w:eastAsia="FangSong_GB2312" w:hAnsi="FangSong_GB2312" w:cs="FangSong_GB2312"/>
-                <w:kern w:val="0"/>
-                <w:sz w:val="24"/>
-              </w:rPr>
-            </w:pPr>
-            <w:r>
-              <w:rPr>
-                <w:rFonts w:ascii="FangSong_GB2312" w:eastAsia="FangSong_GB2312" w:hAnsi="FangSong_GB2312" w:cs="FangSong_GB2312" w:hint="eastAsia"/>
+                <w:color w:val="000000"/>
+                <w:kern w:val="0"/>
+                <w:sz w:val="24"/>
+              </w:rPr>
+            </w:pPr>
+            <w:r>
+              <w:rPr>
+                <w:rFonts w:ascii="FangSong_GB2312" w:eastAsia="FangSong_GB2312" w:hAnsi="FangSong_GB2312" w:cs="FangSong_GB2312" w:hint="eastAsia"/>
+                <w:color w:val="000000"/>
                 <w:kern w:val="0"/>
                 <w:sz w:val="24"/>
               </w:rPr>
@@ -1827,7 +2089,7 @@
         </w:tc>
         <w:tc>
           <w:tcPr>
-            <w:tcW w:w="3894" w:type="dxa"/>
+            <w:tcW w:w="1740" w:type="dxa"/>
             <w:tcBorders>
               <w:top w:val="single" w:sz="4" w:space="0" w:color="auto"/>
               <w:left w:val="single" w:sz="4" w:space="0" w:color="auto"/>
@@ -1848,7 +2110,7 @@
                 <w:rFonts w:ascii="FangSong_GB2312" w:eastAsia="FangSong_GB2312" w:hAnsi="FangSong_GB2312" w:cs="FangSong_GB2312"/>
                 <w:b/>
                 <w:bCs/>
-                <w:color w:val="FF0000"/>
+                <w:color w:val="000000"/>
                 <w:kern w:val="0"/>
                 <w:sz w:val="24"/>
               </w:rPr>
@@ -1858,7 +2120,7 @@
                 <w:rFonts w:ascii="FangSong_GB2312" w:eastAsia="FangSong_GB2312" w:hAnsi="FangSong_GB2312" w:cs="FangSong_GB2312" w:hint="eastAsia"/>
                 <w:b/>
                 <w:bCs/>
-                <w:color w:val="FF0000"/>
+                <w:color w:val="000000"/>
                 <w:kern w:val="0"/>
                 <w:sz w:val="24"/>
               </w:rPr>
@@ -1868,7 +2130,7 @@
         </w:tc>
         <w:tc>
           <w:tcPr>
-            <w:tcW w:w="3810" w:type="dxa"/>
+            <w:tcW w:w="5964" w:type="dxa"/>
             <w:tcBorders>
               <w:top w:val="single" w:sz="4" w:space="0" w:color="auto"/>
               <w:left w:val="single" w:sz="4" w:space="0" w:color="auto"/>
@@ -1888,53 +2150,125 @@
               <w:jc w:val="left"/>
               <w:rPr>
                 <w:rFonts w:ascii="FangSong_GB2312" w:eastAsia="FangSong_GB2312" w:hAnsi="FangSong_GB2312" w:cs="FangSong_GB2312"/>
-                <w:kern w:val="0"/>
-                <w:sz w:val="24"/>
-              </w:rPr>
-            </w:pPr>
-            <w:r>
-              <w:rPr>
-                <w:rFonts w:ascii="FangSong_GB2312" w:eastAsia="FangSong_GB2312" w:hAnsi="FangSong_GB2312" w:cs="FangSong_GB2312" w:hint="eastAsia"/>
-                <w:kern w:val="0"/>
-                <w:sz w:val="24"/>
-              </w:rPr>
-              <w:t xml:space="preserve">【教学组织】汇总各组走查发现，讨论高频可用性问题</w:t>
-            </w:r>
-          </w:p>
-          <w:p>
-            <w:pPr>
-              <w:widowControl/>
-              <w:spacing w:line="400" w:lineRule="exact"/>
-              <w:jc w:val="left"/>
-              <w:rPr>
-                <w:rFonts w:ascii="FangSong_GB2312" w:eastAsia="FangSong_GB2312" w:hAnsi="FangSong_GB2312" w:cs="FangSong_GB2312"/>
-                <w:kern w:val="0"/>
-                <w:sz w:val="24"/>
-              </w:rPr>
-            </w:pPr>
-            <w:r>
-              <w:rPr>
-                <w:rFonts w:ascii="FangSong_GB2312" w:eastAsia="FangSong_GB2312" w:hAnsi="FangSong_GB2312" w:cs="FangSong_GB2312" w:hint="eastAsia"/>
-                <w:kern w:val="0"/>
-                <w:sz w:val="24"/>
-              </w:rPr>
-              <w:t xml:space="preserve">【时间安排】约10分钟（2.2实践学时）</w:t>
-            </w:r>
-          </w:p>
-          <w:p>
-            <w:pPr>
-              <w:widowControl/>
-              <w:spacing w:line="400" w:lineRule="exact"/>
-              <w:jc w:val="left"/>
-              <w:rPr>
-                <w:rFonts w:ascii="FangSong_GB2312" w:eastAsia="FangSong_GB2312" w:hAnsi="FangSong_GB2312" w:cs="FangSong_GB2312"/>
-                <w:kern w:val="0"/>
-                <w:sz w:val="24"/>
-              </w:rPr>
-            </w:pPr>
-            <w:r>
-              <w:rPr>
-                <w:rFonts w:ascii="FangSong_GB2312" w:eastAsia="FangSong_GB2312" w:hAnsi="FangSong_GB2312" w:cs="FangSong_GB2312" w:hint="eastAsia"/>
+                <w:color w:val="000000"/>
+                <w:kern w:val="0"/>
+                <w:sz w:val="24"/>
+              </w:rPr>
+            </w:pPr>
+            <w:r>
+              <w:rPr>
+                <w:rFonts w:ascii="FangSong_GB2312" w:eastAsia="FangSong_GB2312" w:hAnsi="FangSong_GB2312" w:cs="FangSong_GB2312" w:hint="eastAsia"/>
+                <w:color w:val="000000"/>
+                <w:kern w:val="0"/>
+                <w:sz w:val="24"/>
+              </w:rPr>
+              <w:t xml:space="preserve">【教学组织】知识凝练与教学反思:</w:t>
+            </w:r>
+          </w:p>
+          <w:p>
+            <w:pPr>
+              <w:widowControl/>
+              <w:spacing w:line="400" w:lineRule="exact"/>
+              <w:jc w:val="left"/>
+              <w:rPr>
+                <w:rFonts w:ascii="FangSong_GB2312" w:eastAsia="FangSong_GB2312" w:hAnsi="FangSong_GB2312" w:cs="FangSong_GB2312"/>
+                <w:color w:val="000000"/>
+                <w:kern w:val="0"/>
+                <w:sz w:val="24"/>
+              </w:rPr>
+            </w:pPr>
+            <w:r>
+              <w:rPr>
+                <w:rFonts w:ascii="FangSong_GB2312" w:eastAsia="FangSong_GB2312" w:hAnsi="FangSong_GB2312" w:cs="FangSong_GB2312" w:hint="eastAsia"/>
+                <w:color w:val="000000"/>
+                <w:kern w:val="0"/>
+                <w:sz w:val="24"/>
+              </w:rPr>
+              <w:t xml:space="preserve">1. 归纳梳理：汇总各组走查发现，讨论高频可用性问题</w:t>
+            </w:r>
+          </w:p>
+          <w:p>
+            <w:pPr>
+              <w:widowControl/>
+              <w:spacing w:line="400" w:lineRule="exact"/>
+              <w:jc w:val="left"/>
+              <w:rPr>
+                <w:rFonts w:ascii="FangSong_GB2312" w:eastAsia="FangSong_GB2312" w:hAnsi="FangSong_GB2312" w:cs="FangSong_GB2312"/>
+                <w:color w:val="000000"/>
+                <w:kern w:val="0"/>
+                <w:sz w:val="24"/>
+              </w:rPr>
+            </w:pPr>
+            <w:r>
+              <w:rPr>
+                <w:rFonts w:ascii="FangSong_GB2312" w:eastAsia="FangSong_GB2312" w:hAnsi="FangSong_GB2312" w:cs="FangSong_GB2312" w:hint="eastAsia"/>
+                <w:color w:val="000000"/>
+                <w:kern w:val="0"/>
+                <w:sz w:val="24"/>
+              </w:rPr>
+              <w:t xml:space="preserve">2. 强化记忆：系统性总结本节课核心知识点与技能框架。</w:t>
+            </w:r>
+          </w:p>
+          <w:p>
+            <w:pPr>
+              <w:widowControl/>
+              <w:spacing w:line="400" w:lineRule="exact"/>
+              <w:jc w:val="left"/>
+              <w:rPr>
+                <w:rFonts w:ascii="FangSong_GB2312" w:eastAsia="FangSong_GB2312" w:hAnsi="FangSong_GB2312" w:cs="FangSong_GB2312"/>
+                <w:color w:val="000000"/>
+                <w:kern w:val="0"/>
+                <w:sz w:val="24"/>
+              </w:rPr>
+            </w:pPr>
+            <w:r>
+              <w:rPr>
+                <w:rFonts w:ascii="FangSong_GB2312" w:eastAsia="FangSong_GB2312" w:hAnsi="FangSong_GB2312" w:cs="FangSong_GB2312" w:hint="eastAsia"/>
+                <w:color w:val="000000"/>
+                <w:kern w:val="0"/>
+                <w:sz w:val="24"/>
+              </w:rPr>
+              <w:t xml:space="preserve">3. 布置课后延伸思考与预习任务。</w:t>
+            </w:r>
+          </w:p>
+          <w:p>
+            <w:pPr>
+              <w:widowControl/>
+              <w:spacing w:line="400" w:lineRule="exact"/>
+              <w:jc w:val="left"/>
+              <w:rPr>
+                <w:rFonts w:ascii="FangSong_GB2312" w:eastAsia="FangSong_GB2312" w:hAnsi="FangSong_GB2312" w:cs="FangSong_GB2312"/>
+                <w:color w:val="000000"/>
+                <w:kern w:val="0"/>
+                <w:sz w:val="24"/>
+              </w:rPr>
+            </w:pPr>
+            <w:r>
+              <w:rPr>
+                <w:rFonts w:ascii="FangSong_GB2312" w:eastAsia="FangSong_GB2312" w:hAnsi="FangSong_GB2312" w:cs="FangSong_GB2312" w:hint="eastAsia"/>
+                <w:color w:val="000000"/>
+                <w:kern w:val="0"/>
+                <w:sz w:val="24"/>
+              </w:rPr>
+              <w:t xml:space="preserve">【时间安排】约10分钟（0.2实践学时）</w:t>
+            </w:r>
+          </w:p>
+          <w:p>
+            <w:pPr>
+              <w:widowControl/>
+              <w:spacing w:line="400" w:lineRule="exact"/>
+              <w:jc w:val="left"/>
+              <w:rPr>
+                <w:rFonts w:ascii="FangSong_GB2312" w:eastAsia="FangSong_GB2312" w:hAnsi="FangSong_GB2312" w:cs="FangSong_GB2312"/>
+                <w:color w:val="000000"/>
+                <w:kern w:val="0"/>
+                <w:sz w:val="24"/>
+              </w:rPr>
+            </w:pPr>
+            <w:r>
+              <w:rPr>
+                <w:rFonts w:ascii="FangSong_GB2312" w:eastAsia="FangSong_GB2312" w:hAnsi="FangSong_GB2312" w:cs="FangSong_GB2312" w:hint="eastAsia"/>
+                <w:color w:val="000000"/>
                 <w:kern w:val="0"/>
                 <w:sz w:val="24"/>
               </w:rPr>
@@ -2007,15 +2341,15 @@
               <w:rPr>
                 <w:rFonts w:ascii="FangSong_GB2312" w:eastAsia="FangSong_GB2312" w:hAnsi="FangSong_GB2312" w:cs="FangSong_GB2312"/>
                 <w:bCs/>
-                <w:color w:val="333333"/>
-                <w:kern w:val="0"/>
-                <w:sz w:val="24"/>
-              </w:rPr>
-            </w:pPr>
-            <w:r>
-              <w:rPr>
-                <w:rFonts w:ascii="FangSong_GB2312" w:eastAsia="FangSong_GB2312" w:hAnsi="FangSong_GB2312" w:cs="FangSong_GB2312" w:hint="eastAsia"/>
-                <w:color w:val="FF0000"/>
+                <w:color w:val="000000"/>
+                <w:kern w:val="0"/>
+                <w:sz w:val="24"/>
+              </w:rPr>
+            </w:pPr>
+            <w:r>
+              <w:rPr>
+                <w:rFonts w:ascii="FangSong_GB2312" w:eastAsia="FangSong_GB2312" w:hAnsi="FangSong_GB2312" w:cs="FangSong_GB2312" w:hint="eastAsia"/>
+                <w:color w:val="000000"/>
                 <w:kern w:val="0"/>
                 <w:sz w:val="24"/>
               </w:rPr>

--- a/交互产品开发/Output/教案/教案_第12周_启发式评估原理与应用.docx
+++ b/交互产品开发/Output/教案/教案_第12周_启发式评估原理与应用.docx
@@ -225,7 +225,7 @@
                 <w:kern w:val="0"/>
                 <w:sz w:val="24"/>
               </w:rPr>
-              <w:t xml:space="preserve">12.2 启动 实验4(Exp4)，生生互评跨组走查日</w:t>
+              <w:t xml:space="preserve">12.2 启动 实验5(Exp5)，生生互评跨组走查日</w:t>
             </w:r>
           </w:p>
         </w:tc>
@@ -1685,7 +1685,7 @@
                 <w:kern w:val="0"/>
                 <w:sz w:val="24"/>
               </w:rPr>
-              <w:t xml:space="preserve">2. 实践要点拆解：12.1 可用性客观评估标准实战导入；Nielsen十大可用性真理 12.2 启动 实验4(Exp4)，生生互评跨组走查日</w:t>
+              <w:t xml:space="preserve">2. 实践要点拆解：12.1 可用性客观评估标准实战导入；Nielsen十大可用性真理 12.2 启动 实验5(Exp5)，生生互评跨组走查日</w:t>
             </w:r>
           </w:p>
           <w:p>
@@ -1940,7 +1940,7 @@
                 <w:kern w:val="0"/>
                 <w:sz w:val="24"/>
               </w:rPr>
-              <w:t xml:space="preserve">1. 实践任务指导：启动 实验4(Exp4)——跨组互换原型，执行启发式走查评估</w:t>
+              <w:t xml:space="preserve">1. 实践任务指导：启动 实验5(Exp5)——跨组互换原型，执行启发式走查评估</w:t>
             </w:r>
           </w:p>
           <w:p>

--- a/交互产品开发/Output/教案/教案_第12周_启发式评估原理与应用.docx
+++ b/交互产品开发/Output/教案/教案_第12周_启发式评估原理与应用.docx
@@ -202,30 +202,7 @@
                 <w:kern w:val="0"/>
                 <w:sz w:val="24"/>
               </w:rPr>
-              <w:t xml:space="preserve">12.1 可用性客观评估标准实战导入；Nielsen十大可用性真理</w:t>
-            </w:r>
-          </w:p>
-          <w:p>
-            <w:pPr>
-              <w:widowControl/>
-              <w:spacing w:before="40" w:after="40" w:line="400" w:lineRule="exact"/>
-              <w:ind w:left="57" w:firstLineChars="100" w:firstLine="240"/>
-              <w:jc w:val="center"/>
-              <w:rPr>
-                <w:rFonts w:ascii="FangSong_GB2312" w:eastAsia="FangSong_GB2312" w:hAnsi="FangSong_GB2312" w:cs="FangSong_GB2312"/>
-                <w:color w:val="000000"/>
-                <w:kern w:val="0"/>
-                <w:sz w:val="24"/>
-              </w:rPr>
-            </w:pPr>
-            <w:r>
-              <w:rPr>
-                <w:rFonts w:ascii="FangSong_GB2312" w:eastAsia="FangSong_GB2312" w:hAnsi="FangSong_GB2312" w:cs="FangSong_GB2312" w:hint="eastAsia"/>
-                <w:color w:val="000000"/>
-                <w:kern w:val="0"/>
-                <w:sz w:val="24"/>
-              </w:rPr>
-              <w:t xml:space="preserve">12.2 启动 实验5(Exp5)，生生互评跨组走查日</w:t>
+              <w:t xml:space="preserve">本周内容以寻找界面中的“隐形地雷”为核心，阐述由于系统与用户心智模型错位而引发的可用性灾难，详细解构了可用性测试的三大阵营。重点剖析了Jakob Nielsen十大可用性启发式原则（Heuristics）背后的认知心理学底层逻辑，并探讨其在现代空间计算、暗黑模式及中国本土庞大下沉市场应用生态中的时代局限与演进。最后教授工业级标准化启发式评估流程，并启动跨组独立互评实战项目。</w:t>
             </w:r>
           </w:p>
         </w:tc>
@@ -787,7 +764,7 @@
                 <w:kern w:val="0"/>
                 <w:sz w:val="24"/>
               </w:rPr>
-              <w:t xml:space="preserve">重点：Nielsen 十大可用性原则的内涵与跨组专家级查漏法则</w:t>
+              <w:t xml:space="preserve">重点：深刻理解Nielsen十大可用性启发式原则的内涵及判定标准，掌握包含简报、双重独立扫描与去重定级三阶段在内的标准化启发式评估（走查）流程。</w:t>
             </w:r>
           </w:p>
           <w:p>
@@ -811,7 +788,7 @@
                 <w:kern w:val="0"/>
                 <w:sz w:val="24"/>
               </w:rPr>
-              <w:t xml:space="preserve">难点：摆脱主观喜好滤镜，严格对标原则定位并量化评价可用性障碍的严重程度</w:t>
+              <w:t xml:space="preserve">难点：跨越“开发者视角”的主观盲区并克服“知识诅咒”；在具体的评估操作中，学会运用三大阶段与背靠背独立机制来避免“群体盲思”与“假阳性（误判）”，将抽象法则精准对应至复杂交互漏洞。</w:t>
             </w:r>
           </w:p>
         </w:tc>
@@ -1224,107 +1201,7 @@
                 <w:kern w:val="0"/>
                 <w:sz w:val="24"/>
               </w:rPr>
-              <w:t xml:space="preserve">【教学组织】上次课知识回顾:</w:t>
-            </w:r>
-          </w:p>
-          <w:p>
-            <w:pPr>
-              <w:widowControl/>
-              <w:spacing w:line="400" w:lineRule="exact"/>
-              <w:jc w:val="left"/>
-              <w:rPr>
-                <w:rFonts w:ascii="FangSong_GB2312" w:eastAsia="FangSong_GB2312" w:hAnsi="FangSong_GB2312" w:cs="FangSong_GB2312"/>
-                <w:kern w:val="0"/>
-                <w:sz w:val="24"/>
-              </w:rPr>
-            </w:pPr>
-            <w:r>
-              <w:rPr>
-                <w:rFonts w:ascii="FangSong_GB2312" w:eastAsia="FangSong_GB2312" w:hAnsi="FangSong_GB2312" w:cs="FangSong_GB2312" w:hint="eastAsia"/>
-                <w:kern w:val="0"/>
-                <w:sz w:val="24"/>
-              </w:rPr>
-              <w:t xml:space="preserve">1. 回顾全流程——从痛点到原型的链路，引出需要客观评估</w:t>
-            </w:r>
-          </w:p>
-          <w:p>
-            <w:pPr>
-              <w:widowControl/>
-              <w:spacing w:line="400" w:lineRule="exact"/>
-              <w:jc w:val="left"/>
-              <w:rPr>
-                <w:rFonts w:ascii="FangSong_GB2312" w:eastAsia="FangSong_GB2312" w:hAnsi="FangSong_GB2312" w:cs="FangSong_GB2312"/>
-                <w:kern w:val="0"/>
-                <w:sz w:val="24"/>
-              </w:rPr>
-            </w:pPr>
-            <w:r>
-              <w:rPr>
-                <w:rFonts w:ascii="FangSong_GB2312" w:eastAsia="FangSong_GB2312" w:hAnsi="FangSong_GB2312" w:cs="FangSong_GB2312" w:hint="eastAsia"/>
-                <w:kern w:val="0"/>
-                <w:sz w:val="24"/>
-              </w:rPr>
-              <w:t xml:space="preserve">2. 检查学生对前置知识的掌握情况，建立新旧知识的逻辑桥梁。</w:t>
-            </w:r>
-          </w:p>
-          <w:p>
-            <w:pPr>
-              <w:widowControl/>
-              <w:spacing w:line="400" w:lineRule="exact"/>
-              <w:jc w:val="left"/>
-              <w:rPr>
-                <w:rFonts w:ascii="FangSong_GB2312" w:eastAsia="FangSong_GB2312" w:hAnsi="FangSong_GB2312" w:cs="FangSong_GB2312"/>
-                <w:kern w:val="0"/>
-                <w:sz w:val="24"/>
-              </w:rPr>
-            </w:pPr>
-            <w:r>
-              <w:rPr>
-                <w:rFonts w:ascii="FangSong_GB2312" w:eastAsia="FangSong_GB2312" w:hAnsi="FangSong_GB2312" w:cs="FangSong_GB2312" w:hint="eastAsia"/>
-                <w:kern w:val="0"/>
-                <w:sz w:val="24"/>
-              </w:rPr>
-              <w:t xml:space="preserve">【教学方法】项目导引、对照打分示范、各组互换原型进行专家检验</w:t>
-            </w:r>
-          </w:p>
-          <w:p>
-            <w:pPr>
-              <w:widowControl/>
-              <w:spacing w:line="400" w:lineRule="exact"/>
-              <w:jc w:val="left"/>
-              <w:rPr>
-                <w:rFonts w:ascii="FangSong_GB2312" w:eastAsia="FangSong_GB2312" w:hAnsi="FangSong_GB2312" w:cs="FangSong_GB2312"/>
-                <w:kern w:val="0"/>
-                <w:sz w:val="24"/>
-              </w:rPr>
-            </w:pPr>
-            <w:r>
-              <w:rPr>
-                <w:rFonts w:ascii="FangSong_GB2312" w:eastAsia="FangSong_GB2312" w:hAnsi="FangSong_GB2312" w:cs="FangSong_GB2312" w:hint="eastAsia"/>
-                <w:kern w:val="0"/>
-                <w:sz w:val="24"/>
-              </w:rPr>
-              <w:t xml:space="preserve">【时间安排】约10分钟（0.2实践学时）</w:t>
-            </w:r>
-          </w:p>
-          <w:p>
-            <w:pPr>
-              <w:widowControl/>
-              <w:spacing w:line="400" w:lineRule="exact"/>
-              <w:jc w:val="left"/>
-              <w:rPr>
-                <w:rFonts w:ascii="FangSong_GB2312" w:eastAsia="FangSong_GB2312" w:hAnsi="FangSong_GB2312" w:cs="FangSong_GB2312"/>
-                <w:kern w:val="0"/>
-                <w:sz w:val="24"/>
-              </w:rPr>
-            </w:pPr>
-            <w:r>
-              <w:rPr>
-                <w:rFonts w:ascii="FangSong_GB2312" w:eastAsia="FangSong_GB2312" w:hAnsi="FangSong_GB2312" w:cs="FangSong_GB2312" w:hint="eastAsia"/>
-                <w:kern w:val="0"/>
-                <w:sz w:val="24"/>
-              </w:rPr>
-              <w:t xml:space="preserve">【课堂思考】</w:t>
+              <w:t xml:space="preserve"/>
             </w:r>
           </w:p>
         </w:tc>
@@ -1421,127 +1298,67 @@
                 <w:kern w:val="0"/>
                 <w:sz w:val="24"/>
               </w:rPr>
-              <w:t xml:space="preserve">【教学组织】课程情境导入:</w:t>
-            </w:r>
-          </w:p>
-          <w:p>
-            <w:pPr>
-              <w:widowControl/>
-              <w:spacing w:line="400" w:lineRule="exact"/>
-              <w:jc w:val="left"/>
-              <w:rPr>
-                <w:rFonts w:ascii="FangSong_GB2312" w:eastAsia="FangSong_GB2312" w:hAnsi="FangSong_GB2312" w:cs="FangSong_GB2312"/>
-                <w:kern w:val="0"/>
-                <w:sz w:val="24"/>
-              </w:rPr>
-            </w:pPr>
-            <w:r>
-              <w:rPr>
-                <w:rFonts w:ascii="FangSong_GB2312" w:eastAsia="FangSong_GB2312" w:hAnsi="FangSong_GB2312" w:cs="FangSong_GB2312" w:hint="eastAsia"/>
-                <w:kern w:val="0"/>
-                <w:sz w:val="24"/>
-              </w:rPr>
-              <w:t xml:space="preserve">1. 播放一段用户使用产品时频繁出错却找不到原因的录屏，引出系统化评估方法</w:t>
-            </w:r>
-          </w:p>
-          <w:p>
-            <w:pPr>
-              <w:widowControl/>
-              <w:spacing w:line="400" w:lineRule="exact"/>
-              <w:jc w:val="left"/>
-              <w:rPr>
-                <w:rFonts w:ascii="FangSong_GB2312" w:eastAsia="FangSong_GB2312" w:hAnsi="FangSong_GB2312" w:cs="FangSong_GB2312"/>
-                <w:kern w:val="0"/>
-                <w:sz w:val="24"/>
-              </w:rPr>
-            </w:pPr>
-            <w:r>
-              <w:rPr>
-                <w:rFonts w:ascii="FangSong_GB2312" w:eastAsia="FangSong_GB2312" w:hAnsi="FangSong_GB2312" w:cs="FangSong_GB2312" w:hint="eastAsia"/>
-                <w:kern w:val="0"/>
-                <w:sz w:val="24"/>
-              </w:rPr>
-              <w:t xml:space="preserve">2. 明确本节课核心聚焦点：Nielsen 十大可用性原则的内涵与跨组专家级查漏法则</w:t>
-            </w:r>
-          </w:p>
-          <w:p>
-            <w:pPr>
-              <w:widowControl/>
-              <w:spacing w:line="400" w:lineRule="exact"/>
-              <w:jc w:val="left"/>
-              <w:rPr>
-                <w:rFonts w:ascii="FangSong_GB2312" w:eastAsia="FangSong_GB2312" w:hAnsi="FangSong_GB2312" w:cs="FangSong_GB2312"/>
-                <w:kern w:val="0"/>
-                <w:sz w:val="24"/>
-              </w:rPr>
-            </w:pPr>
-            <w:r>
-              <w:rPr>
-                <w:rFonts w:ascii="FangSong_GB2312" w:eastAsia="FangSong_GB2312" w:hAnsi="FangSong_GB2312" w:cs="FangSong_GB2312" w:hint="eastAsia"/>
-                <w:kern w:val="0"/>
-                <w:sz w:val="24"/>
-              </w:rPr>
-              <w:t xml:space="preserve">3. 激发学生学习动机与探索兴趣。</w:t>
-            </w:r>
-          </w:p>
-          <w:p>
-            <w:pPr>
-              <w:widowControl/>
-              <w:spacing w:line="400" w:lineRule="exact"/>
-              <w:jc w:val="left"/>
-              <w:rPr>
-                <w:rFonts w:ascii="FangSong_GB2312" w:eastAsia="FangSong_GB2312" w:hAnsi="FangSong_GB2312" w:cs="FangSong_GB2312"/>
-                <w:kern w:val="0"/>
-                <w:sz w:val="24"/>
-              </w:rPr>
-            </w:pPr>
-            <w:r>
-              <w:rPr>
-                <w:rFonts w:ascii="FangSong_GB2312" w:eastAsia="FangSong_GB2312" w:hAnsi="FangSong_GB2312" w:cs="FangSong_GB2312" w:hint="eastAsia"/>
-                <w:kern w:val="0"/>
-                <w:sz w:val="24"/>
-              </w:rPr>
-              <w:t xml:space="preserve">【教学方法】项目导引、对照打分示范、各组互换原型进行专家检验</w:t>
-            </w:r>
-          </w:p>
-          <w:p>
-            <w:pPr>
-              <w:widowControl/>
-              <w:spacing w:line="400" w:lineRule="exact"/>
-              <w:jc w:val="left"/>
-              <w:rPr>
-                <w:rFonts w:ascii="FangSong_GB2312" w:eastAsia="FangSong_GB2312" w:hAnsi="FangSong_GB2312" w:cs="FangSong_GB2312"/>
-                <w:kern w:val="0"/>
-                <w:sz w:val="24"/>
-              </w:rPr>
-            </w:pPr>
-            <w:r>
-              <w:rPr>
-                <w:rFonts w:ascii="FangSong_GB2312" w:eastAsia="FangSong_GB2312" w:hAnsi="FangSong_GB2312" w:cs="FangSong_GB2312" w:hint="eastAsia"/>
-                <w:kern w:val="0"/>
-                <w:sz w:val="24"/>
-              </w:rPr>
-              <w:t xml:space="preserve">【时间安排】约10分钟（0.2实践学时）</w:t>
-            </w:r>
-          </w:p>
-          <w:p>
-            <w:pPr>
-              <w:widowControl/>
-              <w:spacing w:line="400" w:lineRule="exact"/>
-              <w:jc w:val="left"/>
-              <w:rPr>
-                <w:rFonts w:ascii="FangSong_GB2312" w:eastAsia="FangSong_GB2312" w:hAnsi="FangSong_GB2312" w:cs="FangSong_GB2312"/>
-                <w:kern w:val="0"/>
-                <w:sz w:val="24"/>
-              </w:rPr>
-            </w:pPr>
-            <w:r>
-              <w:rPr>
-                <w:rFonts w:ascii="FangSong_GB2312" w:eastAsia="FangSong_GB2312" w:hAnsi="FangSong_GB2312" w:cs="FangSong_GB2312" w:hint="eastAsia"/>
-                <w:kern w:val="0"/>
-                <w:sz w:val="24"/>
-              </w:rPr>
-              <w:t xml:space="preserve">【课堂思考】</w:t>
+              <w:t xml:space="preserve">教学组织展示真实世界反常识建筑设计，并通过波音737 MAX与Therac-25事件，阐明未受评估的界面缺陷可能导致的致命后果，点明“代码跑通不等于好用”。</w:t>
+            </w:r>
+          </w:p>
+          <w:p>
+            <w:pPr>
+              <w:widowControl/>
+              <w:spacing w:line="400" w:lineRule="exact"/>
+              <w:jc w:val="left"/>
+              <w:rPr>
+                <w:rFonts w:ascii="FangSong_GB2312" w:eastAsia="FangSong_GB2312" w:hAnsi="FangSong_GB2312" w:cs="FangSong_GB2312"/>
+                <w:kern w:val="0"/>
+                <w:sz w:val="24"/>
+              </w:rPr>
+            </w:pPr>
+            <w:r>
+              <w:rPr>
+                <w:rFonts w:ascii="FangSong_GB2312" w:eastAsia="FangSong_GB2312" w:hAnsi="FangSong_GB2312" w:cs="FangSong_GB2312" w:hint="eastAsia"/>
+                <w:kern w:val="0"/>
+                <w:sz w:val="24"/>
+              </w:rPr>
+              <w:t xml:space="preserve">教学方法项目导引、对照打分示范、各组互换原型进行专家检验</w:t>
+            </w:r>
+          </w:p>
+          <w:p>
+            <w:pPr>
+              <w:widowControl/>
+              <w:spacing w:line="400" w:lineRule="exact"/>
+              <w:jc w:val="left"/>
+              <w:rPr>
+                <w:rFonts w:ascii="FangSong_GB2312" w:eastAsia="FangSong_GB2312" w:hAnsi="FangSong_GB2312" w:cs="FangSong_GB2312"/>
+                <w:kern w:val="0"/>
+                <w:sz w:val="24"/>
+              </w:rPr>
+            </w:pPr>
+            <w:r>
+              <w:rPr>
+                <w:rFonts w:ascii="FangSong_GB2312" w:eastAsia="FangSong_GB2312" w:hAnsi="FangSong_GB2312" w:cs="FangSong_GB2312" w:hint="eastAsia"/>
+                <w:kern w:val="0"/>
+                <w:sz w:val="24"/>
+              </w:rPr>
+              <w:t xml:space="preserve">时间安排约5分钟（0.1实践学时）</w:t>
+            </w:r>
+          </w:p>
+          <w:p>
+            <w:pPr>
+              <w:widowControl/>
+              <w:spacing w:line="400" w:lineRule="exact"/>
+              <w:jc w:val="left"/>
+              <w:rPr>
+                <w:rFonts w:ascii="FangSong_GB2312" w:eastAsia="FangSong_GB2312" w:hAnsi="FangSong_GB2312" w:cs="FangSong_GB2312"/>
+                <w:kern w:val="0"/>
+                <w:sz w:val="24"/>
+              </w:rPr>
+            </w:pPr>
+            <w:r>
+              <w:rPr>
+                <w:rFonts w:ascii="FangSong_GB2312" w:eastAsia="FangSong_GB2312" w:hAnsi="FangSong_GB2312" w:cs="FangSong_GB2312" w:hint="eastAsia"/>
+                <w:kern w:val="0"/>
+                <w:sz w:val="24"/>
+              </w:rPr>
+              <w:t xml:space="preserve">课堂思考</w:t>
             </w:r>
           </w:p>
         </w:tc>
@@ -1645,167 +1462,387 @@
                 <w:kern w:val="0"/>
                 <w:sz w:val="24"/>
               </w:rPr>
-              <w:t xml:space="preserve">【教学组织】核心方法与实操解析:</w:t>
-            </w:r>
-          </w:p>
-          <w:p>
-            <w:pPr>
-              <w:widowControl/>
-              <w:spacing w:line="400" w:lineRule="exact"/>
-              <w:jc w:val="left"/>
-              <w:rPr>
-                <w:rFonts w:ascii="FangSong_GB2312" w:eastAsia="FangSong_GB2312" w:hAnsi="FangSong_GB2312" w:cs="FangSong_GB2312"/>
-                <w:kern w:val="0"/>
-                <w:sz w:val="24"/>
-              </w:rPr>
-            </w:pPr>
-            <w:r>
-              <w:rPr>
-                <w:rFonts w:ascii="FangSong_GB2312" w:eastAsia="FangSong_GB2312" w:hAnsi="FangSong_GB2312" w:cs="FangSong_GB2312" w:hint="eastAsia"/>
-                <w:kern w:val="0"/>
-                <w:sz w:val="24"/>
-              </w:rPr>
-              <w:t xml:space="preserve">1. 实训主线：Nielsen 十大可用性原则实战对照、启发式走查流程、缺陷严重级评定标准</w:t>
-            </w:r>
-          </w:p>
-          <w:p>
-            <w:pPr>
-              <w:widowControl/>
-              <w:spacing w:line="400" w:lineRule="exact"/>
-              <w:jc w:val="left"/>
-              <w:rPr>
-                <w:rFonts w:ascii="FangSong_GB2312" w:eastAsia="FangSong_GB2312" w:hAnsi="FangSong_GB2312" w:cs="FangSong_GB2312"/>
-                <w:kern w:val="0"/>
-                <w:sz w:val="24"/>
-              </w:rPr>
-            </w:pPr>
-            <w:r>
-              <w:rPr>
-                <w:rFonts w:ascii="FangSong_GB2312" w:eastAsia="FangSong_GB2312" w:hAnsi="FangSong_GB2312" w:cs="FangSong_GB2312" w:hint="eastAsia"/>
-                <w:kern w:val="0"/>
-                <w:sz w:val="24"/>
-              </w:rPr>
-              <w:t xml:space="preserve">2. 实践要点拆解：12.1 可用性客观评估标准实战导入；Nielsen十大可用性真理 12.2 启动 实验5(Exp5)，生生互评跨组走查日</w:t>
-            </w:r>
-          </w:p>
-          <w:p>
-            <w:pPr>
-              <w:widowControl/>
-              <w:spacing w:line="400" w:lineRule="exact"/>
-              <w:jc w:val="left"/>
-              <w:rPr>
-                <w:rFonts w:ascii="FangSong_GB2312" w:eastAsia="FangSong_GB2312" w:hAnsi="FangSong_GB2312" w:cs="FangSong_GB2312"/>
-                <w:kern w:val="0"/>
-                <w:sz w:val="24"/>
-              </w:rPr>
-            </w:pPr>
-            <w:r>
-              <w:rPr>
-                <w:rFonts w:ascii="FangSong_GB2312" w:eastAsia="FangSong_GB2312" w:hAnsi="FangSong_GB2312" w:cs="FangSong_GB2312" w:hint="eastAsia"/>
-                <w:kern w:val="0"/>
-                <w:sz w:val="24"/>
-              </w:rPr>
-              <w:t xml:space="preserve">3. 重难点突破：针对“摆脱主观喜好滤镜，严格对标原则定位并量化评价可用性障碍的严重程度”，采用案例剖析策略。</w:t>
-            </w:r>
-          </w:p>
-          <w:p>
-            <w:pPr>
-              <w:widowControl/>
-              <w:spacing w:line="400" w:lineRule="exact"/>
-              <w:jc w:val="left"/>
-              <w:rPr>
-                <w:rFonts w:ascii="FangSong_GB2312" w:eastAsia="FangSong_GB2312" w:hAnsi="FangSong_GB2312" w:cs="FangSong_GB2312"/>
-                <w:kern w:val="0"/>
-                <w:sz w:val="24"/>
-              </w:rPr>
-            </w:pPr>
-            <w:r>
-              <w:rPr>
-                <w:rFonts w:ascii="FangSong_GB2312" w:eastAsia="FangSong_GB2312" w:hAnsi="FangSong_GB2312" w:cs="FangSong_GB2312" w:hint="eastAsia"/>
-                <w:kern w:val="0"/>
-                <w:sz w:val="24"/>
-              </w:rPr>
-              <w:t xml:space="preserve">4. 支撑目标：掌握 Nielsen 十大原则的启发式评估方法</w:t>
-            </w:r>
-          </w:p>
-          <w:p>
-            <w:pPr>
-              <w:widowControl/>
-              <w:spacing w:line="400" w:lineRule="exact"/>
-              <w:jc w:val="left"/>
-              <w:rPr>
-                <w:rFonts w:ascii="FangSong_GB2312" w:eastAsia="FangSong_GB2312" w:hAnsi="FangSong_GB2312" w:cs="FangSong_GB2312"/>
-                <w:kern w:val="0"/>
-                <w:sz w:val="24"/>
-              </w:rPr>
-            </w:pPr>
-            <w:r>
-              <w:rPr>
-                <w:rFonts w:ascii="FangSong_GB2312" w:eastAsia="FangSong_GB2312" w:hAnsi="FangSong_GB2312" w:cs="FangSong_GB2312" w:hint="eastAsia"/>
-                <w:kern w:val="0"/>
-                <w:sz w:val="24"/>
-              </w:rPr>
-              <w:t xml:space="preserve">【教学方法】项目导引、对照打分示范、各组互换原型进行专家检验</w:t>
-            </w:r>
-          </w:p>
-          <w:p>
-            <w:pPr>
-              <w:widowControl/>
-              <w:spacing w:line="400" w:lineRule="exact"/>
-              <w:jc w:val="left"/>
-              <w:rPr>
-                <w:rFonts w:ascii="FangSong_GB2312" w:eastAsia="FangSong_GB2312" w:hAnsi="FangSong_GB2312" w:cs="FangSong_GB2312"/>
-                <w:kern w:val="0"/>
-                <w:sz w:val="24"/>
-              </w:rPr>
-            </w:pPr>
-            <w:r>
-              <w:rPr>
-                <w:rFonts w:ascii="FangSong_GB2312" w:eastAsia="FangSong_GB2312" w:hAnsi="FangSong_GB2312" w:cs="FangSong_GB2312" w:hint="eastAsia"/>
-                <w:kern w:val="0"/>
-                <w:sz w:val="24"/>
-              </w:rPr>
-              <w:t xml:space="preserve">【时间安排】约70分钟（1.6实践学时）</w:t>
-            </w:r>
-          </w:p>
-          <w:p>
-            <w:pPr>
-              <w:widowControl/>
-              <w:spacing w:line="400" w:lineRule="exact"/>
-              <w:jc w:val="left"/>
-              <w:rPr>
-                <w:rFonts w:ascii="FangSong_GB2312" w:eastAsia="FangSong_GB2312" w:hAnsi="FangSong_GB2312" w:cs="FangSong_GB2312"/>
-                <w:kern w:val="0"/>
-                <w:sz w:val="24"/>
-              </w:rPr>
-            </w:pPr>
-            <w:r>
-              <w:rPr>
-                <w:rFonts w:ascii="FangSong_GB2312" w:eastAsia="FangSong_GB2312" w:hAnsi="FangSong_GB2312" w:cs="FangSong_GB2312" w:hint="eastAsia"/>
-                <w:kern w:val="0"/>
-                <w:sz w:val="24"/>
-              </w:rPr>
-              <w:t xml:space="preserve">【课堂思考】</w:t>
-            </w:r>
-          </w:p>
-          <w:p>
-            <w:pPr>
-              <w:widowControl/>
-              <w:spacing w:line="400" w:lineRule="exact"/>
-              <w:jc w:val="left"/>
-              <w:rPr>
-                <w:rFonts w:ascii="FangSong_GB2312" w:eastAsia="FangSong_GB2312" w:hAnsi="FangSong_GB2312" w:cs="FangSong_GB2312"/>
-                <w:kern w:val="0"/>
-                <w:sz w:val="24"/>
-              </w:rPr>
-            </w:pPr>
-            <w:r>
-              <w:rPr>
-                <w:rFonts w:ascii="FangSong_GB2312" w:eastAsia="FangSong_GB2312" w:hAnsi="FangSong_GB2312" w:cs="FangSong_GB2312" w:hint="eastAsia"/>
-                <w:kern w:val="0"/>
-                <w:sz w:val="24"/>
-              </w:rPr>
-              <w:t xml:space="preserve">【课程思政融入点】倡导严谨科学的研究态度</w:t>
+              <w:t xml:space="preserve">教学组织对比受控环境测试、自然环境观察与无参与者检查的区别与优劣，引出启发式评估（Heuristic Evaluation）概念，以及3-5人参与评估的最高投资回报率曲线。</w:t>
+            </w:r>
+          </w:p>
+          <w:p>
+            <w:pPr>
+              <w:widowControl/>
+              <w:spacing w:line="400" w:lineRule="exact"/>
+              <w:jc w:val="left"/>
+              <w:rPr>
+                <w:rFonts w:ascii="FangSong_GB2312" w:eastAsia="FangSong_GB2312" w:hAnsi="FangSong_GB2312" w:cs="FangSong_GB2312"/>
+                <w:kern w:val="0"/>
+                <w:sz w:val="24"/>
+              </w:rPr>
+            </w:pPr>
+            <w:r>
+              <w:rPr>
+                <w:rFonts w:ascii="FangSong_GB2312" w:eastAsia="FangSong_GB2312" w:hAnsi="FangSong_GB2312" w:cs="FangSong_GB2312" w:hint="eastAsia"/>
+                <w:kern w:val="0"/>
+                <w:sz w:val="24"/>
+              </w:rPr>
+              <w:t xml:space="preserve">教学方法项目导引、对照打分示范、各组互换原型进行专家检验</w:t>
+            </w:r>
+          </w:p>
+          <w:p>
+            <w:pPr>
+              <w:widowControl/>
+              <w:spacing w:line="400" w:lineRule="exact"/>
+              <w:jc w:val="left"/>
+              <w:rPr>
+                <w:rFonts w:ascii="FangSong_GB2312" w:eastAsia="FangSong_GB2312" w:hAnsi="FangSong_GB2312" w:cs="FangSong_GB2312"/>
+                <w:kern w:val="0"/>
+                <w:sz w:val="24"/>
+              </w:rPr>
+            </w:pPr>
+            <w:r>
+              <w:rPr>
+                <w:rFonts w:ascii="FangSong_GB2312" w:eastAsia="FangSong_GB2312" w:hAnsi="FangSong_GB2312" w:cs="FangSong_GB2312" w:hint="eastAsia"/>
+                <w:kern w:val="0"/>
+                <w:sz w:val="24"/>
+              </w:rPr>
+              <w:t xml:space="preserve">时间安排约20分钟（0.4实践学时）</w:t>
+            </w:r>
+          </w:p>
+          <w:p>
+            <w:pPr>
+              <w:widowControl/>
+              <w:spacing w:line="400" w:lineRule="exact"/>
+              <w:jc w:val="left"/>
+              <w:rPr>
+                <w:rFonts w:ascii="FangSong_GB2312" w:eastAsia="FangSong_GB2312" w:hAnsi="FangSong_GB2312" w:cs="FangSong_GB2312"/>
+                <w:kern w:val="0"/>
+                <w:sz w:val="24"/>
+              </w:rPr>
+            </w:pPr>
+            <w:r>
+              <w:rPr>
+                <w:rFonts w:ascii="FangSong_GB2312" w:eastAsia="FangSong_GB2312" w:hAnsi="FangSong_GB2312" w:cs="FangSong_GB2312" w:hint="eastAsia"/>
+                <w:kern w:val="0"/>
+                <w:sz w:val="24"/>
+              </w:rPr>
+              <w:t xml:space="preserve">课堂思考</w:t>
+            </w:r>
+          </w:p>
+          <w:p>
+            <w:pPr>
+              <w:widowControl/>
+              <w:spacing w:line="400" w:lineRule="exact"/>
+              <w:jc w:val="left"/>
+              <w:rPr>
+                <w:rFonts w:ascii="FangSong_GB2312" w:eastAsia="FangSong_GB2312" w:hAnsi="FangSong_GB2312" w:cs="FangSong_GB2312"/>
+                <w:kern w:val="0"/>
+                <w:sz w:val="24"/>
+              </w:rPr>
+            </w:pPr>
+            <w:r>
+              <w:rPr>
+                <w:rFonts w:ascii="FangSong_GB2312" w:eastAsia="FangSong_GB2312" w:hAnsi="FangSong_GB2312" w:cs="FangSong_GB2312" w:hint="eastAsia"/>
+                <w:kern w:val="0"/>
+                <w:sz w:val="24"/>
+              </w:rPr>
+              <w:t xml:space="preserve">课程思政融入点</w:t>
+            </w:r>
+          </w:p>
+          <w:p>
+            <w:pPr>
+              <w:widowControl/>
+              <w:spacing w:line="400" w:lineRule="exact"/>
+              <w:jc w:val="left"/>
+              <w:rPr>
+                <w:rFonts w:ascii="FangSong_GB2312" w:eastAsia="FangSong_GB2312" w:hAnsi="FangSong_GB2312" w:cs="FangSong_GB2312"/>
+                <w:kern w:val="0"/>
+                <w:sz w:val="24"/>
+              </w:rPr>
+            </w:pPr>
+            <w:r>
+              <w:rPr>
+                <w:rFonts w:ascii="FangSong_GB2312" w:eastAsia="FangSong_GB2312" w:hAnsi="FangSong_GB2312" w:cs="FangSong_GB2312" w:hint="eastAsia"/>
+                <w:kern w:val="0"/>
+                <w:sz w:val="24"/>
+              </w:rPr>
+              <w:t xml:space="preserve">教学组织深度讲解H1系统状态可见性、H2与真实世界匹配、H3用户控制与自由、H4一致性与标准及H6识别胜于回忆。拆解系统1/2双规模型及物理隐喻。</w:t>
+            </w:r>
+          </w:p>
+          <w:p>
+            <w:pPr>
+              <w:widowControl/>
+              <w:spacing w:line="400" w:lineRule="exact"/>
+              <w:jc w:val="left"/>
+              <w:rPr>
+                <w:rFonts w:ascii="FangSong_GB2312" w:eastAsia="FangSong_GB2312" w:hAnsi="FangSong_GB2312" w:cs="FangSong_GB2312"/>
+                <w:kern w:val="0"/>
+                <w:sz w:val="24"/>
+              </w:rPr>
+            </w:pPr>
+            <w:r>
+              <w:rPr>
+                <w:rFonts w:ascii="FangSong_GB2312" w:eastAsia="FangSong_GB2312" w:hAnsi="FangSong_GB2312" w:cs="FangSong_GB2312" w:hint="eastAsia"/>
+                <w:kern w:val="0"/>
+                <w:sz w:val="24"/>
+              </w:rPr>
+              <w:t xml:space="preserve">教学方法项目导引、对照打分示范、各组互换原型进行专家检验</w:t>
+            </w:r>
+          </w:p>
+          <w:p>
+            <w:pPr>
+              <w:widowControl/>
+              <w:spacing w:line="400" w:lineRule="exact"/>
+              <w:jc w:val="left"/>
+              <w:rPr>
+                <w:rFonts w:ascii="FangSong_GB2312" w:eastAsia="FangSong_GB2312" w:hAnsi="FangSong_GB2312" w:cs="FangSong_GB2312"/>
+                <w:kern w:val="0"/>
+                <w:sz w:val="24"/>
+              </w:rPr>
+            </w:pPr>
+            <w:r>
+              <w:rPr>
+                <w:rFonts w:ascii="FangSong_GB2312" w:eastAsia="FangSong_GB2312" w:hAnsi="FangSong_GB2312" w:cs="FangSong_GB2312" w:hint="eastAsia"/>
+                <w:kern w:val="0"/>
+                <w:sz w:val="24"/>
+              </w:rPr>
+              <w:t xml:space="preserve">时间安排约25分钟（0.6实践学时）</w:t>
+            </w:r>
+          </w:p>
+          <w:p>
+            <w:pPr>
+              <w:widowControl/>
+              <w:spacing w:line="400" w:lineRule="exact"/>
+              <w:jc w:val="left"/>
+              <w:rPr>
+                <w:rFonts w:ascii="FangSong_GB2312" w:eastAsia="FangSong_GB2312" w:hAnsi="FangSong_GB2312" w:cs="FangSong_GB2312"/>
+                <w:kern w:val="0"/>
+                <w:sz w:val="24"/>
+              </w:rPr>
+            </w:pPr>
+            <w:r>
+              <w:rPr>
+                <w:rFonts w:ascii="FangSong_GB2312" w:eastAsia="FangSong_GB2312" w:hAnsi="FangSong_GB2312" w:cs="FangSong_GB2312" w:hint="eastAsia"/>
+                <w:kern w:val="0"/>
+                <w:sz w:val="24"/>
+              </w:rPr>
+              <w:t xml:space="preserve">课堂思考</w:t>
+            </w:r>
+          </w:p>
+          <w:p>
+            <w:pPr>
+              <w:widowControl/>
+              <w:spacing w:line="400" w:lineRule="exact"/>
+              <w:jc w:val="left"/>
+              <w:rPr>
+                <w:rFonts w:ascii="FangSong_GB2312" w:eastAsia="FangSong_GB2312" w:hAnsi="FangSong_GB2312" w:cs="FangSong_GB2312"/>
+                <w:kern w:val="0"/>
+                <w:sz w:val="24"/>
+              </w:rPr>
+            </w:pPr>
+            <w:r>
+              <w:rPr>
+                <w:rFonts w:ascii="FangSong_GB2312" w:eastAsia="FangSong_GB2312" w:hAnsi="FangSong_GB2312" w:cs="FangSong_GB2312" w:hint="eastAsia"/>
+                <w:kern w:val="0"/>
+                <w:sz w:val="24"/>
+              </w:rPr>
+              <w:t xml:space="preserve">课程思政融入点</w:t>
+            </w:r>
+          </w:p>
+          <w:p>
+            <w:pPr>
+              <w:widowControl/>
+              <w:spacing w:line="400" w:lineRule="exact"/>
+              <w:jc w:val="left"/>
+              <w:rPr>
+                <w:rFonts w:ascii="FangSong_GB2312" w:eastAsia="FangSong_GB2312" w:hAnsi="FangSong_GB2312" w:cs="FangSong_GB2312"/>
+                <w:kern w:val="0"/>
+                <w:sz w:val="24"/>
+              </w:rPr>
+            </w:pPr>
+            <w:r>
+              <w:rPr>
+                <w:rFonts w:ascii="FangSong_GB2312" w:eastAsia="FangSong_GB2312" w:hAnsi="FangSong_GB2312" w:cs="FangSong_GB2312" w:hint="eastAsia"/>
+                <w:kern w:val="0"/>
+                <w:sz w:val="24"/>
+              </w:rPr>
+              <w:t xml:space="preserve">教学组织讲解H5错误预防、H9诊断恢复、H7灵活性与效率、H8美学极简及H10帮助文档。分析原则诞生于古典时代的局限性、伦理困境及中国“高密度设计”特色的突变与重构。</w:t>
+            </w:r>
+          </w:p>
+          <w:p>
+            <w:pPr>
+              <w:widowControl/>
+              <w:spacing w:line="400" w:lineRule="exact"/>
+              <w:jc w:val="left"/>
+              <w:rPr>
+                <w:rFonts w:ascii="FangSong_GB2312" w:eastAsia="FangSong_GB2312" w:hAnsi="FangSong_GB2312" w:cs="FangSong_GB2312"/>
+                <w:kern w:val="0"/>
+                <w:sz w:val="24"/>
+              </w:rPr>
+            </w:pPr>
+            <w:r>
+              <w:rPr>
+                <w:rFonts w:ascii="FangSong_GB2312" w:eastAsia="FangSong_GB2312" w:hAnsi="FangSong_GB2312" w:cs="FangSong_GB2312" w:hint="eastAsia"/>
+                <w:kern w:val="0"/>
+                <w:sz w:val="24"/>
+              </w:rPr>
+              <w:t xml:space="preserve">教学方法项目导引、对照打分示范、各组互换原型进行专家检验</w:t>
+            </w:r>
+          </w:p>
+          <w:p>
+            <w:pPr>
+              <w:widowControl/>
+              <w:spacing w:line="400" w:lineRule="exact"/>
+              <w:jc w:val="left"/>
+              <w:rPr>
+                <w:rFonts w:ascii="FangSong_GB2312" w:eastAsia="FangSong_GB2312" w:hAnsi="FangSong_GB2312" w:cs="FangSong_GB2312"/>
+                <w:kern w:val="0"/>
+                <w:sz w:val="24"/>
+              </w:rPr>
+            </w:pPr>
+            <w:r>
+              <w:rPr>
+                <w:rFonts w:ascii="FangSong_GB2312" w:eastAsia="FangSong_GB2312" w:hAnsi="FangSong_GB2312" w:cs="FangSong_GB2312" w:hint="eastAsia"/>
+                <w:kern w:val="0"/>
+                <w:sz w:val="24"/>
+              </w:rPr>
+              <w:t xml:space="preserve">时间安排约25分钟（0.6实践学时）</w:t>
+            </w:r>
+          </w:p>
+          <w:p>
+            <w:pPr>
+              <w:widowControl/>
+              <w:spacing w:line="400" w:lineRule="exact"/>
+              <w:jc w:val="left"/>
+              <w:rPr>
+                <w:rFonts w:ascii="FangSong_GB2312" w:eastAsia="FangSong_GB2312" w:hAnsi="FangSong_GB2312" w:cs="FangSong_GB2312"/>
+                <w:kern w:val="0"/>
+                <w:sz w:val="24"/>
+              </w:rPr>
+            </w:pPr>
+            <w:r>
+              <w:rPr>
+                <w:rFonts w:ascii="FangSong_GB2312" w:eastAsia="FangSong_GB2312" w:hAnsi="FangSong_GB2312" w:cs="FangSong_GB2312" w:hint="eastAsia"/>
+                <w:kern w:val="0"/>
+                <w:sz w:val="24"/>
+              </w:rPr>
+              <w:t xml:space="preserve">课堂思考</w:t>
+            </w:r>
+          </w:p>
+          <w:p>
+            <w:pPr>
+              <w:widowControl/>
+              <w:spacing w:line="400" w:lineRule="exact"/>
+              <w:jc w:val="left"/>
+              <w:rPr>
+                <w:rFonts w:ascii="FangSong_GB2312" w:eastAsia="FangSong_GB2312" w:hAnsi="FangSong_GB2312" w:cs="FangSong_GB2312"/>
+                <w:kern w:val="0"/>
+                <w:sz w:val="24"/>
+              </w:rPr>
+            </w:pPr>
+            <w:r>
+              <w:rPr>
+                <w:rFonts w:ascii="FangSong_GB2312" w:eastAsia="FangSong_GB2312" w:hAnsi="FangSong_GB2312" w:cs="FangSong_GB2312" w:hint="eastAsia"/>
+                <w:kern w:val="0"/>
+                <w:sz w:val="24"/>
+              </w:rPr>
+              <w:t xml:space="preserve">课程思政融入点</w:t>
+            </w:r>
+          </w:p>
+          <w:p>
+            <w:pPr>
+              <w:widowControl/>
+              <w:spacing w:line="400" w:lineRule="exact"/>
+              <w:jc w:val="left"/>
+              <w:rPr>
+                <w:rFonts w:ascii="FangSong_GB2312" w:eastAsia="FangSong_GB2312" w:hAnsi="FangSong_GB2312" w:cs="FangSong_GB2312"/>
+                <w:kern w:val="0"/>
+                <w:sz w:val="24"/>
+              </w:rPr>
+            </w:pPr>
+            <w:r>
+              <w:rPr>
+                <w:rFonts w:ascii="FangSong_GB2312" w:eastAsia="FangSong_GB2312" w:hAnsi="FangSong_GB2312" w:cs="FangSong_GB2312" w:hint="eastAsia"/>
+                <w:kern w:val="0"/>
+                <w:sz w:val="24"/>
+              </w:rPr>
+              <w:t xml:space="preserve">教学组织详解简报建立、独立双重扫描走查、汇报去重与致命定级的三阶段严密操作规程。强调防止“假阳性”误差与单兵作战的局限性。</w:t>
+            </w:r>
+          </w:p>
+          <w:p>
+            <w:pPr>
+              <w:widowControl/>
+              <w:spacing w:line="400" w:lineRule="exact"/>
+              <w:jc w:val="left"/>
+              <w:rPr>
+                <w:rFonts w:ascii="FangSong_GB2312" w:eastAsia="FangSong_GB2312" w:hAnsi="FangSong_GB2312" w:cs="FangSong_GB2312"/>
+                <w:kern w:val="0"/>
+                <w:sz w:val="24"/>
+              </w:rPr>
+            </w:pPr>
+            <w:r>
+              <w:rPr>
+                <w:rFonts w:ascii="FangSong_GB2312" w:eastAsia="FangSong_GB2312" w:hAnsi="FangSong_GB2312" w:cs="FangSong_GB2312" w:hint="eastAsia"/>
+                <w:kern w:val="0"/>
+                <w:sz w:val="24"/>
+              </w:rPr>
+              <w:t xml:space="preserve">教学方法项目导引、对照打分示范、各组互换原型进行专家检验</w:t>
+            </w:r>
+          </w:p>
+          <w:p>
+            <w:pPr>
+              <w:widowControl/>
+              <w:spacing w:line="400" w:lineRule="exact"/>
+              <w:jc w:val="left"/>
+              <w:rPr>
+                <w:rFonts w:ascii="FangSong_GB2312" w:eastAsia="FangSong_GB2312" w:hAnsi="FangSong_GB2312" w:cs="FangSong_GB2312"/>
+                <w:kern w:val="0"/>
+                <w:sz w:val="24"/>
+              </w:rPr>
+            </w:pPr>
+            <w:r>
+              <w:rPr>
+                <w:rFonts w:ascii="FangSong_GB2312" w:eastAsia="FangSong_GB2312" w:hAnsi="FangSong_GB2312" w:cs="FangSong_GB2312" w:hint="eastAsia"/>
+                <w:kern w:val="0"/>
+                <w:sz w:val="24"/>
+              </w:rPr>
+              <w:t xml:space="preserve">时间安排约10分钟（0.2实践学时）</w:t>
+            </w:r>
+          </w:p>
+          <w:p>
+            <w:pPr>
+              <w:widowControl/>
+              <w:spacing w:line="400" w:lineRule="exact"/>
+              <w:jc w:val="left"/>
+              <w:rPr>
+                <w:rFonts w:ascii="FangSong_GB2312" w:eastAsia="FangSong_GB2312" w:hAnsi="FangSong_GB2312" w:cs="FangSong_GB2312"/>
+                <w:kern w:val="0"/>
+                <w:sz w:val="24"/>
+              </w:rPr>
+            </w:pPr>
+            <w:r>
+              <w:rPr>
+                <w:rFonts w:ascii="FangSong_GB2312" w:eastAsia="FangSong_GB2312" w:hAnsi="FangSong_GB2312" w:cs="FangSong_GB2312" w:hint="eastAsia"/>
+                <w:kern w:val="0"/>
+                <w:sz w:val="24"/>
+              </w:rPr>
+              <w:t xml:space="preserve">课堂思考</w:t>
+            </w:r>
+          </w:p>
+          <w:p>
+            <w:pPr>
+              <w:widowControl/>
+              <w:spacing w:line="400" w:lineRule="exact"/>
+              <w:jc w:val="left"/>
+              <w:rPr>
+                <w:rFonts w:ascii="FangSong_GB2312" w:eastAsia="FangSong_GB2312" w:hAnsi="FangSong_GB2312" w:cs="FangSong_GB2312"/>
+                <w:kern w:val="0"/>
+                <w:sz w:val="24"/>
+              </w:rPr>
+            </w:pPr>
+            <w:r>
+              <w:rPr>
+                <w:rFonts w:ascii="FangSong_GB2312" w:eastAsia="FangSong_GB2312" w:hAnsi="FangSong_GB2312" w:cs="FangSong_GB2312" w:hint="eastAsia"/>
+                <w:kern w:val="0"/>
+                <w:sz w:val="24"/>
+              </w:rPr>
+              <w:t xml:space="preserve">课程思政融入点</w:t>
             </w:r>
           </w:p>
         </w:tc>
@@ -1918,139 +1955,249 @@
                 <w:kern w:val="0"/>
                 <w:sz w:val="24"/>
               </w:rPr>
-              <w:t xml:space="preserve">【教学组织】课堂实践与操作训练:</w:t>
-            </w:r>
-          </w:p>
-          <w:p>
-            <w:pPr>
-              <w:widowControl/>
-              <w:spacing w:line="400" w:lineRule="exact"/>
-              <w:jc w:val="left"/>
-              <w:rPr>
-                <w:rFonts w:ascii="FangSong_GB2312" w:eastAsia="FangSong_GB2312" w:hAnsi="FangSong_GB2312" w:cs="FangSong_GB2312"/>
-                <w:color w:val="000000"/>
-                <w:kern w:val="0"/>
-                <w:sz w:val="24"/>
-              </w:rPr>
-            </w:pPr>
-            <w:r>
-              <w:rPr>
-                <w:rFonts w:ascii="FangSong_GB2312" w:eastAsia="FangSong_GB2312" w:hAnsi="FangSong_GB2312" w:cs="FangSong_GB2312" w:hint="eastAsia"/>
-                <w:color w:val="000000"/>
-                <w:kern w:val="0"/>
-                <w:sz w:val="24"/>
-              </w:rPr>
-              <w:t xml:space="preserve">1. 实践任务指导：启动 实验5(Exp5)——跨组互换原型，执行启发式走查评估</w:t>
-            </w:r>
-          </w:p>
-          <w:p>
-            <w:pPr>
-              <w:widowControl/>
-              <w:spacing w:line="400" w:lineRule="exact"/>
-              <w:jc w:val="left"/>
-              <w:rPr>
-                <w:rFonts w:ascii="FangSong_GB2312" w:eastAsia="FangSong_GB2312" w:hAnsi="FangSong_GB2312" w:cs="FangSong_GB2312"/>
-                <w:color w:val="000000"/>
-                <w:kern w:val="0"/>
-                <w:sz w:val="24"/>
-              </w:rPr>
-            </w:pPr>
-            <w:r>
-              <w:rPr>
-                <w:rFonts w:ascii="FangSong_GB2312" w:eastAsia="FangSong_GB2312" w:hAnsi="FangSong_GB2312" w:cs="FangSong_GB2312" w:hint="eastAsia"/>
-                <w:color w:val="000000"/>
-                <w:kern w:val="0"/>
-                <w:sz w:val="24"/>
-              </w:rPr>
-              <w:t xml:space="preserve">2. 核心任务目标：以评估专家身份对另一组的交互原型执行启发式走查，输出走查报告（含 Nielsen 原则编号、缺陷描述、严重级评定）。</w:t>
-            </w:r>
-          </w:p>
-          <w:p>
-            <w:pPr>
-              <w:widowControl/>
-              <w:spacing w:line="400" w:lineRule="exact"/>
-              <w:jc w:val="left"/>
-              <w:rPr>
-                <w:rFonts w:ascii="FangSong_GB2312" w:eastAsia="FangSong_GB2312" w:hAnsi="FangSong_GB2312" w:cs="FangSong_GB2312"/>
-                <w:color w:val="000000"/>
-                <w:kern w:val="0"/>
-                <w:sz w:val="24"/>
-              </w:rPr>
-            </w:pPr>
-            <w:r>
-              <w:rPr>
-                <w:rFonts w:ascii="FangSong_GB2312" w:eastAsia="FangSong_GB2312" w:hAnsi="FangSong_GB2312" w:cs="FangSong_GB2312" w:hint="eastAsia"/>
-                <w:color w:val="000000"/>
-                <w:kern w:val="0"/>
-                <w:sz w:val="24"/>
-              </w:rPr>
-              <w:t xml:space="preserve">3. 教师巡回指导，及时发现并纠正学生实践中的认知偏差。</w:t>
-            </w:r>
-          </w:p>
-          <w:p>
-            <w:pPr>
-              <w:widowControl/>
-              <w:spacing w:line="400" w:lineRule="exact"/>
-              <w:jc w:val="left"/>
-              <w:rPr>
-                <w:rFonts w:ascii="FangSong_GB2312" w:eastAsia="FangSong_GB2312" w:hAnsi="FangSong_GB2312" w:cs="FangSong_GB2312"/>
-                <w:color w:val="000000"/>
-                <w:kern w:val="0"/>
-                <w:sz w:val="24"/>
-              </w:rPr>
-            </w:pPr>
-            <w:r>
-              <w:rPr>
-                <w:rFonts w:ascii="FangSong_GB2312" w:eastAsia="FangSong_GB2312" w:hAnsi="FangSong_GB2312" w:cs="FangSong_GB2312" w:hint="eastAsia"/>
-                <w:color w:val="000000"/>
-                <w:kern w:val="0"/>
-                <w:sz w:val="24"/>
-              </w:rPr>
-              <w:t xml:space="preserve">【教学方法】项目导引、对照打分示范、各组互换原型进行专家检验</w:t>
-            </w:r>
-          </w:p>
-          <w:p>
-            <w:pPr>
-              <w:widowControl/>
-              <w:spacing w:line="400" w:lineRule="exact"/>
-              <w:jc w:val="left"/>
-              <w:rPr>
-                <w:rFonts w:ascii="FangSong_GB2312" w:eastAsia="FangSong_GB2312" w:hAnsi="FangSong_GB2312" w:cs="FangSong_GB2312"/>
-                <w:color w:val="000000"/>
-                <w:kern w:val="0"/>
-                <w:sz w:val="24"/>
-              </w:rPr>
-            </w:pPr>
-            <w:r>
-              <w:rPr>
-                <w:rFonts w:ascii="FangSong_GB2312" w:eastAsia="FangSong_GB2312" w:hAnsi="FangSong_GB2312" w:cs="FangSong_GB2312" w:hint="eastAsia"/>
-                <w:color w:val="000000"/>
-                <w:kern w:val="0"/>
-                <w:sz w:val="24"/>
-              </w:rPr>
-              <w:t xml:space="preserve">【时间安排】约80分钟（1.8实践学时）</w:t>
-            </w:r>
-          </w:p>
-          <w:p>
-            <w:pPr>
-              <w:widowControl/>
-              <w:spacing w:line="400" w:lineRule="exact"/>
-              <w:jc w:val="left"/>
-              <w:rPr>
-                <w:rFonts w:ascii="FangSong_GB2312" w:eastAsia="FangSong_GB2312" w:hAnsi="FangSong_GB2312" w:cs="FangSong_GB2312"/>
-                <w:color w:val="000000"/>
-                <w:kern w:val="0"/>
-                <w:sz w:val="24"/>
-              </w:rPr>
-            </w:pPr>
-            <w:r>
-              <w:rPr>
-                <w:rFonts w:ascii="FangSong_GB2312" w:eastAsia="FangSong_GB2312" w:hAnsi="FangSong_GB2312" w:cs="FangSong_GB2312" w:hint="eastAsia"/>
-                <w:color w:val="000000"/>
-                <w:kern w:val="0"/>
-                <w:sz w:val="24"/>
-              </w:rPr>
-              <w:t xml:space="preserve">【课堂思考】</w:t>
+              <w:t xml:space="preserve">教学组织找茬游戏 (Bad UI Bingo)：分组快速扫描真实App中的反人类交互设计，唤醒学生对糟糕体验的直观痛点感知。</w:t>
+            </w:r>
+          </w:p>
+          <w:p>
+            <w:pPr>
+              <w:widowControl/>
+              <w:spacing w:line="400" w:lineRule="exact"/>
+              <w:jc w:val="left"/>
+              <w:rPr>
+                <w:rFonts w:ascii="FangSong_GB2312" w:eastAsia="FangSong_GB2312" w:hAnsi="FangSong_GB2312" w:cs="FangSong_GB2312"/>
+                <w:color w:val="000000"/>
+                <w:kern w:val="0"/>
+                <w:sz w:val="24"/>
+              </w:rPr>
+            </w:pPr>
+            <w:r>
+              <w:rPr>
+                <w:rFonts w:ascii="FangSong_GB2312" w:eastAsia="FangSong_GB2312" w:hAnsi="FangSong_GB2312" w:cs="FangSong_GB2312" w:hint="eastAsia"/>
+                <w:color w:val="000000"/>
+                <w:kern w:val="0"/>
+                <w:sz w:val="24"/>
+              </w:rPr>
+              <w:t xml:space="preserve">教学方法项目导引、对照打分示范、各组互换原型进行专家检验</w:t>
+            </w:r>
+          </w:p>
+          <w:p>
+            <w:pPr>
+              <w:widowControl/>
+              <w:spacing w:line="400" w:lineRule="exact"/>
+              <w:jc w:val="left"/>
+              <w:rPr>
+                <w:rFonts w:ascii="FangSong_GB2312" w:eastAsia="FangSong_GB2312" w:hAnsi="FangSong_GB2312" w:cs="FangSong_GB2312"/>
+                <w:color w:val="000000"/>
+                <w:kern w:val="0"/>
+                <w:sz w:val="24"/>
+              </w:rPr>
+            </w:pPr>
+            <w:r>
+              <w:rPr>
+                <w:rFonts w:ascii="FangSong_GB2312" w:eastAsia="FangSong_GB2312" w:hAnsi="FangSong_GB2312" w:cs="FangSong_GB2312" w:hint="eastAsia"/>
+                <w:color w:val="000000"/>
+                <w:kern w:val="0"/>
+                <w:sz w:val="24"/>
+              </w:rPr>
+              <w:t xml:space="preserve">时间安排约5分钟（0.1实践学时）</w:t>
+            </w:r>
+          </w:p>
+          <w:p>
+            <w:pPr>
+              <w:widowControl/>
+              <w:spacing w:line="400" w:lineRule="exact"/>
+              <w:jc w:val="left"/>
+              <w:rPr>
+                <w:rFonts w:ascii="FangSong_GB2312" w:eastAsia="FangSong_GB2312" w:hAnsi="FangSong_GB2312" w:cs="FangSong_GB2312"/>
+                <w:color w:val="000000"/>
+                <w:kern w:val="0"/>
+                <w:sz w:val="24"/>
+              </w:rPr>
+            </w:pPr>
+            <w:r>
+              <w:rPr>
+                <w:rFonts w:ascii="FangSong_GB2312" w:eastAsia="FangSong_GB2312" w:hAnsi="FangSong_GB2312" w:cs="FangSong_GB2312" w:hint="eastAsia"/>
+                <w:color w:val="000000"/>
+                <w:kern w:val="0"/>
+                <w:sz w:val="24"/>
+              </w:rPr>
+              <w:t xml:space="preserve">课堂思考</w:t>
+            </w:r>
+          </w:p>
+          <w:p>
+            <w:pPr>
+              <w:widowControl/>
+              <w:spacing w:line="400" w:lineRule="exact"/>
+              <w:jc w:val="left"/>
+              <w:rPr>
+                <w:rFonts w:ascii="FangSong_GB2312" w:eastAsia="FangSong_GB2312" w:hAnsi="FangSong_GB2312" w:cs="FangSong_GB2312"/>
+                <w:color w:val="000000"/>
+                <w:kern w:val="0"/>
+                <w:sz w:val="24"/>
+              </w:rPr>
+            </w:pPr>
+            <w:r>
+              <w:rPr>
+                <w:rFonts w:ascii="FangSong_GB2312" w:eastAsia="FangSong_GB2312" w:hAnsi="FangSong_GB2312" w:cs="FangSong_GB2312" w:hint="eastAsia"/>
+                <w:color w:val="000000"/>
+                <w:kern w:val="0"/>
+                <w:sz w:val="24"/>
+              </w:rPr>
+              <w:t xml:space="preserve">教学组织危险边缘 Quiz：闪现10个案发现场动图，各小组计时抢答违背的具体原则序号，将理论原则转化为直观辨错能力。</w:t>
+            </w:r>
+          </w:p>
+          <w:p>
+            <w:pPr>
+              <w:widowControl/>
+              <w:spacing w:line="400" w:lineRule="exact"/>
+              <w:jc w:val="left"/>
+              <w:rPr>
+                <w:rFonts w:ascii="FangSong_GB2312" w:eastAsia="FangSong_GB2312" w:hAnsi="FangSong_GB2312" w:cs="FangSong_GB2312"/>
+                <w:color w:val="000000"/>
+                <w:kern w:val="0"/>
+                <w:sz w:val="24"/>
+              </w:rPr>
+            </w:pPr>
+            <w:r>
+              <w:rPr>
+                <w:rFonts w:ascii="FangSong_GB2312" w:eastAsia="FangSong_GB2312" w:hAnsi="FangSong_GB2312" w:cs="FangSong_GB2312" w:hint="eastAsia"/>
+                <w:color w:val="000000"/>
+                <w:kern w:val="0"/>
+                <w:sz w:val="24"/>
+              </w:rPr>
+              <w:t xml:space="preserve">教学方法项目导引、对照打分示范、各组互换原型进行专家检验</w:t>
+            </w:r>
+          </w:p>
+          <w:p>
+            <w:pPr>
+              <w:widowControl/>
+              <w:spacing w:line="400" w:lineRule="exact"/>
+              <w:jc w:val="left"/>
+              <w:rPr>
+                <w:rFonts w:ascii="FangSong_GB2312" w:eastAsia="FangSong_GB2312" w:hAnsi="FangSong_GB2312" w:cs="FangSong_GB2312"/>
+                <w:color w:val="000000"/>
+                <w:kern w:val="0"/>
+                <w:sz w:val="24"/>
+              </w:rPr>
+            </w:pPr>
+            <w:r>
+              <w:rPr>
+                <w:rFonts w:ascii="FangSong_GB2312" w:eastAsia="FangSong_GB2312" w:hAnsi="FangSong_GB2312" w:cs="FangSong_GB2312" w:hint="eastAsia"/>
+                <w:color w:val="000000"/>
+                <w:kern w:val="0"/>
+                <w:sz w:val="24"/>
+              </w:rPr>
+              <w:t xml:space="preserve">时间安排约10分钟（0.2实践学时）</w:t>
+            </w:r>
+          </w:p>
+          <w:p>
+            <w:pPr>
+              <w:widowControl/>
+              <w:spacing w:line="400" w:lineRule="exact"/>
+              <w:jc w:val="left"/>
+              <w:rPr>
+                <w:rFonts w:ascii="FangSong_GB2312" w:eastAsia="FangSong_GB2312" w:hAnsi="FangSong_GB2312" w:cs="FangSong_GB2312"/>
+                <w:color w:val="000000"/>
+                <w:kern w:val="0"/>
+                <w:sz w:val="24"/>
+              </w:rPr>
+            </w:pPr>
+            <w:r>
+              <w:rPr>
+                <w:rFonts w:ascii="FangSong_GB2312" w:eastAsia="FangSong_GB2312" w:hAnsi="FangSong_GB2312" w:cs="FangSong_GB2312" w:hint="eastAsia"/>
+                <w:color w:val="000000"/>
+                <w:kern w:val="0"/>
+                <w:sz w:val="24"/>
+              </w:rPr>
+              <w:t xml:space="preserve">课堂思考</w:t>
+            </w:r>
+          </w:p>
+          <w:p>
+            <w:pPr>
+              <w:widowControl/>
+              <w:spacing w:line="400" w:lineRule="exact"/>
+              <w:jc w:val="left"/>
+              <w:rPr>
+                <w:rFonts w:ascii="FangSong_GB2312" w:eastAsia="FangSong_GB2312" w:hAnsi="FangSong_GB2312" w:cs="FangSong_GB2312"/>
+                <w:color w:val="000000"/>
+                <w:kern w:val="0"/>
+                <w:sz w:val="24"/>
+              </w:rPr>
+            </w:pPr>
+            <w:r>
+              <w:rPr>
+                <w:rFonts w:ascii="FangSong_GB2312" w:eastAsia="FangSong_GB2312" w:hAnsi="FangSong_GB2312" w:cs="FangSong_GB2312" w:hint="eastAsia"/>
+                <w:color w:val="000000"/>
+                <w:kern w:val="0"/>
+                <w:sz w:val="24"/>
+              </w:rPr>
+              <w:t xml:space="preserve">教学组织实践项目4阶段一&amp;二组间协议握手；评审小组成员处于静默状态，完成两遍产品宏观心流及显微镜查验的背靠背评估，截图并使用原则编号打分标注。</w:t>
+            </w:r>
+          </w:p>
+          <w:p>
+            <w:pPr>
+              <w:widowControl/>
+              <w:spacing w:line="400" w:lineRule="exact"/>
+              <w:jc w:val="left"/>
+              <w:rPr>
+                <w:rFonts w:ascii="FangSong_GB2312" w:eastAsia="FangSong_GB2312" w:hAnsi="FangSong_GB2312" w:cs="FangSong_GB2312"/>
+                <w:color w:val="000000"/>
+                <w:kern w:val="0"/>
+                <w:sz w:val="24"/>
+              </w:rPr>
+            </w:pPr>
+            <w:r>
+              <w:rPr>
+                <w:rFonts w:ascii="FangSong_GB2312" w:eastAsia="FangSong_GB2312" w:hAnsi="FangSong_GB2312" w:cs="FangSong_GB2312" w:hint="eastAsia"/>
+                <w:color w:val="000000"/>
+                <w:kern w:val="0"/>
+                <w:sz w:val="24"/>
+              </w:rPr>
+              <w:t xml:space="preserve">教学方法项目导引、对照打分示范、各组互换原型进行专家检验</w:t>
+            </w:r>
+          </w:p>
+          <w:p>
+            <w:pPr>
+              <w:widowControl/>
+              <w:spacing w:line="400" w:lineRule="exact"/>
+              <w:jc w:val="left"/>
+              <w:rPr>
+                <w:rFonts w:ascii="FangSong_GB2312" w:eastAsia="FangSong_GB2312" w:hAnsi="FangSong_GB2312" w:cs="FangSong_GB2312"/>
+                <w:color w:val="000000"/>
+                <w:kern w:val="0"/>
+                <w:sz w:val="24"/>
+              </w:rPr>
+            </w:pPr>
+            <w:r>
+              <w:rPr>
+                <w:rFonts w:ascii="FangSong_GB2312" w:eastAsia="FangSong_GB2312" w:hAnsi="FangSong_GB2312" w:cs="FangSong_GB2312" w:hint="eastAsia"/>
+                <w:color w:val="000000"/>
+                <w:kern w:val="0"/>
+                <w:sz w:val="24"/>
+              </w:rPr>
+              <w:t xml:space="preserve">时间安排约45分钟（1.0实践学时）</w:t>
+            </w:r>
+          </w:p>
+          <w:p>
+            <w:pPr>
+              <w:widowControl/>
+              <w:spacing w:line="400" w:lineRule="exact"/>
+              <w:jc w:val="left"/>
+              <w:rPr>
+                <w:rFonts w:ascii="FangSong_GB2312" w:eastAsia="FangSong_GB2312" w:hAnsi="FangSong_GB2312" w:cs="FangSong_GB2312"/>
+                <w:color w:val="000000"/>
+                <w:kern w:val="0"/>
+                <w:sz w:val="24"/>
+              </w:rPr>
+            </w:pPr>
+            <w:r>
+              <w:rPr>
+                <w:rFonts w:ascii="FangSong_GB2312" w:eastAsia="FangSong_GB2312" w:hAnsi="FangSong_GB2312" w:cs="FangSong_GB2312" w:hint="eastAsia"/>
+                <w:color w:val="000000"/>
+                <w:kern w:val="0"/>
+                <w:sz w:val="24"/>
+              </w:rPr>
+              <w:t xml:space="preserve">课堂思考</w:t>
             </w:r>
           </w:p>
         </w:tc>
@@ -2162,117 +2309,51 @@
                 <w:kern w:val="0"/>
                 <w:sz w:val="24"/>
               </w:rPr>
-              <w:t xml:space="preserve">【教学组织】知识凝练与教学反思:</w:t>
-            </w:r>
-          </w:p>
-          <w:p>
-            <w:pPr>
-              <w:widowControl/>
-              <w:spacing w:line="400" w:lineRule="exact"/>
-              <w:jc w:val="left"/>
-              <w:rPr>
-                <w:rFonts w:ascii="FangSong_GB2312" w:eastAsia="FangSong_GB2312" w:hAnsi="FangSong_GB2312" w:cs="FangSong_GB2312"/>
-                <w:color w:val="000000"/>
-                <w:kern w:val="0"/>
-                <w:sz w:val="24"/>
-              </w:rPr>
-            </w:pPr>
-            <w:r>
-              <w:rPr>
-                <w:rFonts w:ascii="FangSong_GB2312" w:eastAsia="FangSong_GB2312" w:hAnsi="FangSong_GB2312" w:cs="FangSong_GB2312" w:hint="eastAsia"/>
-                <w:color w:val="000000"/>
-                <w:kern w:val="0"/>
-                <w:sz w:val="24"/>
-              </w:rPr>
-              <w:t xml:space="preserve">1. 归纳梳理：汇总各组走查发现，讨论高频可用性问题</w:t>
-            </w:r>
-          </w:p>
-          <w:p>
-            <w:pPr>
-              <w:widowControl/>
-              <w:spacing w:line="400" w:lineRule="exact"/>
-              <w:jc w:val="left"/>
-              <w:rPr>
-                <w:rFonts w:ascii="FangSong_GB2312" w:eastAsia="FangSong_GB2312" w:hAnsi="FangSong_GB2312" w:cs="FangSong_GB2312"/>
-                <w:color w:val="000000"/>
-                <w:kern w:val="0"/>
-                <w:sz w:val="24"/>
-              </w:rPr>
-            </w:pPr>
-            <w:r>
-              <w:rPr>
-                <w:rFonts w:ascii="FangSong_GB2312" w:eastAsia="FangSong_GB2312" w:hAnsi="FangSong_GB2312" w:cs="FangSong_GB2312" w:hint="eastAsia"/>
-                <w:color w:val="000000"/>
-                <w:kern w:val="0"/>
-                <w:sz w:val="24"/>
-              </w:rPr>
-              <w:t xml:space="preserve">2. 强化记忆：系统性总结本节课核心知识点与技能框架。</w:t>
-            </w:r>
-          </w:p>
-          <w:p>
-            <w:pPr>
-              <w:widowControl/>
-              <w:spacing w:line="400" w:lineRule="exact"/>
-              <w:jc w:val="left"/>
-              <w:rPr>
-                <w:rFonts w:ascii="FangSong_GB2312" w:eastAsia="FangSong_GB2312" w:hAnsi="FangSong_GB2312" w:cs="FangSong_GB2312"/>
-                <w:color w:val="000000"/>
-                <w:kern w:val="0"/>
-                <w:sz w:val="24"/>
-              </w:rPr>
-            </w:pPr>
-            <w:r>
-              <w:rPr>
-                <w:rFonts w:ascii="FangSong_GB2312" w:eastAsia="FangSong_GB2312" w:hAnsi="FangSong_GB2312" w:cs="FangSong_GB2312" w:hint="eastAsia"/>
-                <w:color w:val="000000"/>
-                <w:kern w:val="0"/>
-                <w:sz w:val="24"/>
-              </w:rPr>
-              <w:t xml:space="preserve">3. 布置课后延伸思考与预习任务。</w:t>
-            </w:r>
-          </w:p>
-          <w:p>
-            <w:pPr>
-              <w:widowControl/>
-              <w:spacing w:line="400" w:lineRule="exact"/>
-              <w:jc w:val="left"/>
-              <w:rPr>
-                <w:rFonts w:ascii="FangSong_GB2312" w:eastAsia="FangSong_GB2312" w:hAnsi="FangSong_GB2312" w:cs="FangSong_GB2312"/>
-                <w:color w:val="000000"/>
-                <w:kern w:val="0"/>
-                <w:sz w:val="24"/>
-              </w:rPr>
-            </w:pPr>
-            <w:r>
-              <w:rPr>
-                <w:rFonts w:ascii="FangSong_GB2312" w:eastAsia="FangSong_GB2312" w:hAnsi="FangSong_GB2312" w:cs="FangSong_GB2312" w:hint="eastAsia"/>
-                <w:color w:val="000000"/>
-                <w:kern w:val="0"/>
-                <w:sz w:val="24"/>
-              </w:rPr>
-              <w:t xml:space="preserve">【时间安排】约10分钟（0.2实践学时）</w:t>
-            </w:r>
-          </w:p>
-          <w:p>
-            <w:pPr>
-              <w:widowControl/>
-              <w:spacing w:line="400" w:lineRule="exact"/>
-              <w:jc w:val="left"/>
-              <w:rPr>
-                <w:rFonts w:ascii="FangSong_GB2312" w:eastAsia="FangSong_GB2312" w:hAnsi="FangSong_GB2312" w:cs="FangSong_GB2312"/>
-                <w:color w:val="000000"/>
-                <w:kern w:val="0"/>
-                <w:sz w:val="24"/>
-              </w:rPr>
-            </w:pPr>
-            <w:r>
-              <w:rPr>
-                <w:rFonts w:ascii="FangSong_GB2312" w:eastAsia="FangSong_GB2312" w:hAnsi="FangSong_GB2312" w:cs="FangSong_GB2312" w:hint="eastAsia"/>
-                <w:color w:val="000000"/>
-                <w:kern w:val="0"/>
-                <w:sz w:val="24"/>
-              </w:rPr>
-              <w:t xml:space="preserve">【课程回顾与反思】</w:t>
+              <w:t xml:space="preserve">教学组织实践项目4阶段三&amp;四评估组内部汇总定级输出《排雷清单》；随后两组合体开展面对面宣判与辩护，澄清设计初衷与偏差，最后达成《修改计划》共识。</w:t>
+            </w:r>
+          </w:p>
+          <w:p>
+            <w:pPr>
+              <w:widowControl/>
+              <w:spacing w:line="400" w:lineRule="exact"/>
+              <w:jc w:val="left"/>
+              <w:rPr>
+                <w:rFonts w:ascii="FangSong_GB2312" w:eastAsia="FangSong_GB2312" w:hAnsi="FangSong_GB2312" w:cs="FangSong_GB2312"/>
+                <w:color w:val="000000"/>
+                <w:kern w:val="0"/>
+                <w:sz w:val="24"/>
+              </w:rPr>
+            </w:pPr>
+            <w:r>
+              <w:rPr>
+                <w:rFonts w:ascii="FangSong_GB2312" w:eastAsia="FangSong_GB2312" w:hAnsi="FangSong_GB2312" w:cs="FangSong_GB2312" w:hint="eastAsia"/>
+                <w:color w:val="000000"/>
+                <w:kern w:val="0"/>
+                <w:sz w:val="24"/>
+              </w:rPr>
+              <w:t xml:space="preserve">时间安排约35分钟（0.8实践学时）</w:t>
+            </w:r>
+          </w:p>
+          <w:p>
+            <w:pPr>
+              <w:widowControl/>
+              <w:spacing w:line="400" w:lineRule="exact"/>
+              <w:jc w:val="left"/>
+              <w:rPr>
+                <w:rFonts w:ascii="FangSong_GB2312" w:eastAsia="FangSong_GB2312" w:hAnsi="FangSong_GB2312" w:cs="FangSong_GB2312"/>
+                <w:color w:val="000000"/>
+                <w:kern w:val="0"/>
+                <w:sz w:val="24"/>
+              </w:rPr>
+            </w:pPr>
+            <w:r>
+              <w:rPr>
+                <w:rFonts w:ascii="FangSong_GB2312" w:eastAsia="FangSong_GB2312" w:hAnsi="FangSong_GB2312" w:cs="FangSong_GB2312" w:hint="eastAsia"/>
+                <w:color w:val="000000"/>
+                <w:kern w:val="0"/>
+                <w:sz w:val="24"/>
+              </w:rPr>
+              <w:t xml:space="preserve">课程回顾与反思</w:t>
             </w:r>
           </w:p>
         </w:tc>
@@ -2353,7 +2434,7 @@
                 <w:kern w:val="0"/>
                 <w:sz w:val="24"/>
               </w:rPr>
-              <w:t xml:space="preserve">以评估专家身份对另一组的交互原型执行启发式走查，输出走查报告（含 Nielsen 原则编号、缺陷描述、严重级评定）。</w:t>
+              <w:t xml:space="preserve">启动实践项目4：生生互评跨组走查日。通过组间配对和独立双重走查，使用Nielsen十大原则对他组的高保真原型开展背靠背启发式审计，合并产出《缺陷排雷清单》；进行面对面宣判与辩护后，生成基于他人反馈的《我方妥协与修改计划》。</w:t>
             </w:r>
           </w:p>
         </w:tc>
